--- a/Lokoja_Traffic_Congestion_Project_Report.docx
+++ b/Lokoja_Traffic_Congestion_Project_Report.docx
@@ -2,6 +2,46 @@
 <file path=word/document.xml><?xml version="1.0" encoding="utf-8"?>
 <w:document xmlns:wpc="http://schemas.microsoft.com/office/word/2010/wordprocessingCanvas" xmlns:mo="http://schemas.microsoft.com/office/mac/office/2008/main" xmlns:mc="http://schemas.openxmlformats.org/markup-compatibility/2006" xmlns:mv="urn:schemas-microsoft-com:mac:vml" xmlns:o="urn:schemas-microsoft-com:office:office" xmlns:r="http://schemas.openxmlformats.org/officeDocument/2006/relationships" xmlns:m="http://schemas.openxmlformats.org/officeDocument/2006/math" xmlns:v="urn:schemas-microsoft-com:vml" xmlns:wp14="http://schemas.microsoft.com/office/word/2010/wordprocessingDrawing" xmlns:wp="http://schemas.openxmlformats.org/drawingml/2006/wordprocessingDrawing" xmlns:w10="urn:schemas-microsoft-com:office:word" xmlns:w="http://schemas.openxmlformats.org/wordprocessingml/2006/main" xmlns:w14="http://schemas.microsoft.com/office/word/2010/wordml" xmlns:wpg="http://schemas.microsoft.com/office/word/2010/wordprocessingGroup" xmlns:wpi="http://schemas.microsoft.com/office/word/2010/wordprocessingInk" xmlns:wne="http://schemas.microsoft.com/office/word/2006/wordml" xmlns:wps="http://schemas.microsoft.com/office/word/2010/wordprocessingShape" mc:Ignorable="w14 wp14">
   <w:body>
+    <w:p>
+      <w:pPr>
+        <w:spacing w:line="240" w:lineRule="auto"/>
+        <w:jc w:val="center"/>
+      </w:pPr>
+      <w:r>
+        <w:drawing>
+          <wp:inline xmlns:a="http://schemas.openxmlformats.org/drawingml/2006/main" xmlns:pic="http://schemas.openxmlformats.org/drawingml/2006/picture">
+            <wp:extent cx="1508760" cy="1663866"/>
+            <wp:docPr id="1" name="Picture 1"/>
+            <wp:cNvGraphicFramePr>
+              <a:graphicFrameLocks noChangeAspect="1"/>
+            </wp:cNvGraphicFramePr>
+            <a:graphic>
+              <a:graphicData uri="http://schemas.openxmlformats.org/drawingml/2006/picture">
+                <pic:pic>
+                  <pic:nvPicPr>
+                    <pic:cNvPr id="0" name="ful-logo.jpg"/>
+                    <pic:cNvPicPr/>
+                  </pic:nvPicPr>
+                  <pic:blipFill>
+                    <a:blip r:embed="rId10"/>
+                    <a:stretch>
+                      <a:fillRect/>
+                    </a:stretch>
+                  </pic:blipFill>
+                  <pic:spPr>
+                    <a:xfrm>
+                      <a:off x="0" y="0"/>
+                      <a:ext cx="1508760" cy="1663866"/>
+                    </a:xfrm>
+                    <a:prstGeom prst="rect"/>
+                  </pic:spPr>
+                </pic:pic>
+              </a:graphicData>
+            </a:graphic>
+          </wp:inline>
+        </w:drawing>
+      </w:r>
+    </w:p>
     <w:p>
       <w:pPr>
         <w:spacing w:line="480" w:lineRule="auto"/>
@@ -102,7 +142,7 @@
           <w:i w:val="0"/>
           <w:sz w:val="24"/>
         </w:rPr>
-        <w:t>[Department Name]</w:t>
+        <w:t>Computer Science</w:t>
       </w:r>
     </w:p>
     <w:p>
@@ -117,7 +157,7 @@
           <w:i w:val="0"/>
           <w:sz w:val="24"/>
         </w:rPr>
-        <w:t>[Faculty Name]</w:t>
+        <w:t>Faculty of Computing</w:t>
       </w:r>
     </w:p>
     <w:p>
@@ -132,7 +172,7 @@
           <w:i w:val="0"/>
           <w:sz w:val="24"/>
         </w:rPr>
-        <w:t>[Institution Name]</w:t>
+        <w:t>Federal University Lokoja</w:t>
       </w:r>
     </w:p>
     <w:p>
@@ -176,7 +216,7 @@
           <w:i w:val="0"/>
           <w:sz w:val="24"/>
         </w:rPr>
-        <w:t>[Student Full Name]</w:t>
+        <w:t>Alhassan Mustapha Muhammed</w:t>
       </w:r>
     </w:p>
     <w:p>
@@ -191,7 +231,7 @@
           <w:i w:val="0"/>
           <w:sz w:val="24"/>
         </w:rPr>
-        <w:t>[Matriculation Number]</w:t>
+        <w:t>SCI22CSC109</w:t>
       </w:r>
     </w:p>
     <w:p>
@@ -220,7 +260,7 @@
           <w:i w:val="0"/>
           <w:sz w:val="24"/>
         </w:rPr>
-        <w:t>April 2026</w:t>
+        <w:t>October 2026</w:t>
       </w:r>
     </w:p>
     <w:p>
@@ -230,6 +270,7 @@
     </w:p>
     <w:p>
       <w:pPr>
+        <w:pStyle w:val="Heading1"/>
         <w:spacing w:line="480" w:lineRule="auto" w:before="160" w:after="0"/>
         <w:jc w:val="left"/>
       </w:pPr>
@@ -256,7 +297,7 @@
           <w:i w:val="0"/>
           <w:sz w:val="24"/>
         </w:rPr>
-        <w:t>This is to certify that this project report titled 'Traffic Congestion Prediction and Decision Support System for Lokoja' was carried out by [Student Full Name] of [Matriculation Number] in the Department of [Department Name], [Institution Name], under the supervision of [Supervisor Name].</w:t>
+        <w:t>This is to certify that this project report titled 'Traffic Congestion Prediction And Decision Support System For Lokoja' was carried out by Alhassan Mustapha Muhammed of SCI22CSC109 in the Department of Computer Science, Federal University Lokoja, under the supervision of Dr. A. S. Muhammed.</w:t>
       </w:r>
     </w:p>
     <w:p>
@@ -298,6 +339,7 @@
     </w:p>
     <w:p>
       <w:pPr>
+        <w:pStyle w:val="Heading1"/>
         <w:spacing w:line="480" w:lineRule="auto" w:before="160" w:after="0"/>
         <w:jc w:val="left"/>
       </w:pPr>
@@ -334,6 +376,7 @@
     </w:p>
     <w:p>
       <w:pPr>
+        <w:pStyle w:val="Heading1"/>
         <w:spacing w:line="480" w:lineRule="auto" w:before="160" w:after="0"/>
         <w:jc w:val="left"/>
       </w:pPr>
@@ -360,7 +403,7 @@
           <w:i w:val="0"/>
           <w:sz w:val="24"/>
         </w:rPr>
-        <w:t>I sincerely appreciate God Almighty for the strength and wisdom to complete this project. I also thank my supervisor, lecturers, family, and friends for their guidance, encouragement, and support throughout the study. Special appreciation goes to all individuals and institutions whose insights, feedback, and academic resources contributed to the successful development of this work.</w:t>
+        <w:t>I sincerely appreciate God Almighty for the strength and wisdom to complete this project. I am especially grateful to my supervisor, Dr. A. S. Muhammed, for guidance, encouragement, and constructive academic support throughout the study. I also thank the lecturers in the Department of Computer Science, Faculty of Computing, Federal University Lokoja, as well as my family and friends, for their support and encouragement. Special appreciation goes to all individuals and institutions whose insights, feedback, and academic resources contributed to the successful development of this work.</w:t>
       </w:r>
     </w:p>
     <w:p>
@@ -370,6 +413,7 @@
     </w:p>
     <w:p>
       <w:pPr>
+        <w:pStyle w:val="Heading1"/>
         <w:spacing w:line="480" w:lineRule="auto" w:before="160" w:after="0"/>
         <w:jc w:val="left"/>
       </w:pPr>
@@ -396,7 +440,7 @@
           <w:i w:val="0"/>
           <w:sz w:val="24"/>
         </w:rPr>
-        <w:t>Urban traffic congestion affects travel time, economic productivity, and commuter safety in Lokoja. This project presents a traffic congestion prediction and decision support system designed to estimate future traffic conditions from contextual variables such as hour of day, day of week, location, weather, road condition, road type, vehicle mix, and proximity to commercial hubs. Following supervisory guidance, the machine learning task was formulated as a regression problem in which traffic volume is predicted directly, after which predicted values are mapped into Low, Medium, and High congestion bands using dataset-derived thresholds. The system combines a React-based user interface, a Spring Boot backend API layer, and a Python machine learning service. Experimental results from the current implementation show that the selected Random Forest Regressor achieves strong predictive performance on the working synthetic dataset, with an R-squared value of 0.893. Model interpretation is supported through feature importance analysis, threshold-based congestion translation, and explanation statements that connect predicted outcomes to temporal and contextual conditions. Because the present dataset is synthetic, the results should be understood primarily as proof of concept evidence for system feasibility rather than final proof of real-world deployment readiness. The project demonstrates that a modular intelligent traffic support system can provide useful transport insights for Lokoja without requiring full route navigation capabilities.</w:t>
+        <w:t>Urban traffic congestion affects travel time, economic productivity, and commuter safety in Lokoja. This project presents a traffic congestion prediction and decision support system designed to estimate future traffic conditions from contextual variables such as hour of day, day of week, location, weather, road condition, road type, vehicle mix, and proximity to commercial hubs. Following supervisory guidance, the machine learning task was formulated as a regression problem in which traffic volume is predicted directly, after which predicted values are mapped into Low, Medium, and High congestion bands using dataset-derived thresholds. The system combines a React-based user interface, a Spring Boot backend API layer, and a Python machine learning service. Experimental results from the current implementation show that the selected model, RandomForestRegressor, achieves strong predictive performance on the working synthetic dataset, with an R-squared value of 0.918. Model interpretation is supported through feature importance analysis, threshold-based congestion translation, and explanation statements that connect predicted outcomes to temporal and contextual conditions. Because the present dataset is synthetic, the results should be understood primarily as proof of concept evidence for system feasibility rather than final proof of real-world deployment readiness. The project demonstrates that a modular intelligent traffic support system can provide useful transport insights for Lokoja without requiring full route navigation capabilities.</w:t>
       </w:r>
     </w:p>
     <w:p>
@@ -406,6 +450,7 @@
     </w:p>
     <w:p>
       <w:pPr>
+        <w:pStyle w:val="Heading1"/>
         <w:spacing w:line="480" w:lineRule="auto" w:before="160" w:after="0"/>
         <w:jc w:val="left"/>
       </w:pPr>
@@ -421,9 +466,8 @@
     </w:p>
     <w:p>
       <w:pPr>
-        <w:spacing w:line="480" w:lineRule="auto" w:after="0"/>
-        <w:ind w:firstLine="720"/>
-        <w:jc w:val="both"/>
+        <w:ind w:firstLine="0"/>
+        <w:jc w:val="left"/>
       </w:pPr>
       <w:r>
         <w:rPr>
@@ -432,11 +476,16 @@
           <w:i w:val="0"/>
           <w:sz w:val="24"/>
         </w:rPr>
-        <w:t>The table of contents will be updated automatically as the report is revised in Microsoft Word.</w:t>
+        <w:fldChar w:fldCharType="begin"/>
+        <w:instrText xml:space="preserve"> TOC \o "1-3" \h \z \u </w:instrText>
+        <w:fldChar w:fldCharType="separate"/>
+        <w:t>Right-click and choose Update Field in Microsoft Word.</w:t>
+        <w:fldChar w:fldCharType="end"/>
       </w:r>
     </w:p>
     <w:p>
       <w:pPr>
+        <w:pStyle w:val="Heading1"/>
         <w:spacing w:line="480" w:lineRule="auto" w:before="160" w:after="0"/>
         <w:jc w:val="left"/>
       </w:pPr>
@@ -452,9 +501,8 @@
     </w:p>
     <w:p>
       <w:pPr>
-        <w:spacing w:line="480" w:lineRule="auto" w:after="0"/>
-        <w:ind w:firstLine="720"/>
-        <w:jc w:val="both"/>
+        <w:ind w:firstLine="0"/>
+        <w:jc w:val="left"/>
       </w:pPr>
       <w:r>
         <w:rPr>
@@ -463,139 +511,16 @@
           <w:i w:val="0"/>
           <w:sz w:val="24"/>
         </w:rPr>
-        <w:t>Figure 1: System architecture of the Lokoja traffic decision support platform.</w:t>
+        <w:fldChar w:fldCharType="begin"/>
+        <w:instrText xml:space="preserve"> TOC \h \z \c "Figure" </w:instrText>
+        <w:fldChar w:fldCharType="separate"/>
+        <w:t>Right-click and choose Update Field in Microsoft Word.</w:t>
+        <w:fldChar w:fldCharType="end"/>
       </w:r>
     </w:p>
     <w:p>
       <w:pPr>
-        <w:spacing w:line="480" w:lineRule="auto" w:after="0"/>
-        <w:ind w:firstLine="720"/>
-        <w:jc w:val="both"/>
-      </w:pPr>
-      <w:r>
-        <w:rPr>
-          <w:rFonts w:ascii="Times New Roman" w:hAnsi="Times New Roman"/>
-          <w:b w:val="0"/>
-          <w:i w:val="0"/>
-          <w:sz w:val="24"/>
-        </w:rPr>
-        <w:t>Figure 2: Permutation feature importance for the selected regression model.</w:t>
-      </w:r>
-    </w:p>
-    <w:p>
-      <w:pPr>
-        <w:spacing w:line="480" w:lineRule="auto" w:after="0"/>
-        <w:ind w:firstLine="720"/>
-        <w:jc w:val="both"/>
-      </w:pPr>
-      <w:r>
-        <w:rPr>
-          <w:rFonts w:ascii="Times New Roman" w:hAnsi="Times New Roman"/>
-          <w:b w:val="0"/>
-          <w:i w:val="0"/>
-          <w:sz w:val="24"/>
-        </w:rPr>
-        <w:t>Figure 3: Partial dependence plots showing average marginal feature effects.</w:t>
-      </w:r>
-    </w:p>
-    <w:p>
-      <w:pPr>
-        <w:spacing w:line="480" w:lineRule="auto" w:after="0"/>
-        <w:ind w:firstLine="720"/>
-        <w:jc w:val="both"/>
-      </w:pPr>
-      <w:r>
-        <w:rPr>
-          <w:rFonts w:ascii="Times New Roman" w:hAnsi="Times New Roman"/>
-          <w:b w:val="0"/>
-          <w:i w:val="0"/>
-          <w:sz w:val="24"/>
-        </w:rPr>
-        <w:t>Figure 4: LIME local explanation for a sample regression prediction.</w:t>
-      </w:r>
-    </w:p>
-    <w:p>
-      <w:pPr>
-        <w:spacing w:line="480" w:lineRule="auto" w:after="0"/>
-        <w:ind w:firstLine="720"/>
-        <w:jc w:val="both"/>
-      </w:pPr>
-      <w:r>
-        <w:rPr>
-          <w:rFonts w:ascii="Times New Roman" w:hAnsi="Times New Roman"/>
-          <w:b w:val="0"/>
-          <w:i w:val="0"/>
-          <w:sz w:val="24"/>
-        </w:rPr>
-        <w:t>Figure 5: SHAP summary chart using mean absolute contribution values.</w:t>
-      </w:r>
-    </w:p>
-    <w:p>
-      <w:pPr>
-        <w:spacing w:line="480" w:lineRule="auto" w:after="0"/>
-        <w:ind w:firstLine="720"/>
-        <w:jc w:val="both"/>
-      </w:pPr>
-      <w:r>
-        <w:rPr>
-          <w:rFonts w:ascii="Times New Roman" w:hAnsi="Times New Roman"/>
-          <w:b w:val="0"/>
-          <w:i w:val="0"/>
-          <w:sz w:val="24"/>
-        </w:rPr>
-        <w:t>Figure 6: Responsive frontend dashboard overview of the Lokoja traffic decision support interface.</w:t>
-      </w:r>
-    </w:p>
-    <w:p>
-      <w:pPr>
-        <w:spacing w:line="480" w:lineRule="auto" w:after="0"/>
-        <w:ind w:firstLine="720"/>
-        <w:jc w:val="both"/>
-      </w:pPr>
-      <w:r>
-        <w:rPr>
-          <w:rFonts w:ascii="Times New Roman" w:hAnsi="Times New Roman"/>
-          <w:b w:val="0"/>
-          <w:i w:val="0"/>
-          <w:sz w:val="24"/>
-        </w:rPr>
-        <w:t>Figure 7: Prediction output view showing the regression result and derived congestion band.</w:t>
-      </w:r>
-    </w:p>
-    <w:p>
-      <w:pPr>
-        <w:spacing w:line="480" w:lineRule="auto" w:after="0"/>
-        <w:ind w:firstLine="720"/>
-        <w:jc w:val="both"/>
-      </w:pPr>
-      <w:r>
-        <w:rPr>
-          <w:rFonts w:ascii="Times New Roman" w:hAnsi="Times New Roman"/>
-          <w:b w:val="0"/>
-          <w:i w:val="0"/>
-          <w:sz w:val="24"/>
-        </w:rPr>
-        <w:t>Figure 8: Scenario comparison view showing what-if simulation results.</w:t>
-      </w:r>
-    </w:p>
-    <w:p>
-      <w:pPr>
-        <w:spacing w:line="480" w:lineRule="auto" w:after="0"/>
-        <w:ind w:firstLine="720"/>
-        <w:jc w:val="both"/>
-      </w:pPr>
-      <w:r>
-        <w:rPr>
-          <w:rFonts w:ascii="Times New Roman" w:hAnsi="Times New Roman"/>
-          <w:b w:val="0"/>
-          <w:i w:val="0"/>
-          <w:sz w:val="24"/>
-        </w:rPr>
-        <w:t>Figure 9: Analytics section of the frontend showing model insight visualization.</w:t>
-      </w:r>
-    </w:p>
-    <w:p>
-      <w:pPr>
+        <w:pStyle w:val="Heading1"/>
         <w:spacing w:line="480" w:lineRule="auto" w:before="160" w:after="0"/>
         <w:jc w:val="left"/>
       </w:pPr>
@@ -611,9 +536,8 @@
     </w:p>
     <w:p>
       <w:pPr>
-        <w:spacing w:line="480" w:lineRule="auto" w:after="0"/>
-        <w:ind w:firstLine="720"/>
-        <w:jc w:val="both"/>
+        <w:ind w:firstLine="0"/>
+        <w:jc w:val="left"/>
       </w:pPr>
       <w:r>
         <w:rPr>
@@ -622,75 +546,16 @@
           <w:i w:val="0"/>
           <w:sz w:val="24"/>
         </w:rPr>
-        <w:t>Table 1: Dataset feature summary.</w:t>
+        <w:fldChar w:fldCharType="begin"/>
+        <w:instrText xml:space="preserve"> TOC \h \z \c "Table" </w:instrText>
+        <w:fldChar w:fldCharType="separate"/>
+        <w:t>Right-click and choose Update Field in Microsoft Word.</w:t>
+        <w:fldChar w:fldCharType="end"/>
       </w:r>
     </w:p>
     <w:p>
       <w:pPr>
-        <w:spacing w:line="480" w:lineRule="auto" w:after="0"/>
-        <w:ind w:firstLine="720"/>
-        <w:jc w:val="both"/>
-      </w:pPr>
-      <w:r>
-        <w:rPr>
-          <w:rFonts w:ascii="Times New Roman" w:hAnsi="Times New Roman"/>
-          <w:b w:val="0"/>
-          <w:i w:val="0"/>
-          <w:sz w:val="24"/>
-        </w:rPr>
-        <w:t>Table 2: Software modules and implementation responsibilities.</w:t>
-      </w:r>
-    </w:p>
-    <w:p>
-      <w:pPr>
-        <w:spacing w:line="480" w:lineRule="auto" w:after="0"/>
-        <w:ind w:firstLine="720"/>
-        <w:jc w:val="both"/>
-      </w:pPr>
-      <w:r>
-        <w:rPr>
-          <w:rFonts w:ascii="Times New Roman" w:hAnsi="Times New Roman"/>
-          <w:b w:val="0"/>
-          <w:i w:val="0"/>
-          <w:sz w:val="24"/>
-        </w:rPr>
-        <w:t>Table 3: Regression performance comparison.</w:t>
-      </w:r>
-    </w:p>
-    <w:p>
-      <w:pPr>
-        <w:spacing w:line="480" w:lineRule="auto" w:after="0"/>
-        <w:ind w:firstLine="720"/>
-        <w:jc w:val="both"/>
-      </w:pPr>
-      <w:r>
-        <w:rPr>
-          <w:rFonts w:ascii="Times New Roman" w:hAnsi="Times New Roman"/>
-          <w:b w:val="0"/>
-          <w:i w:val="0"/>
-          <w:sz w:val="24"/>
-        </w:rPr>
-        <w:t>Table 4: Congestion thresholds derived from predicted traffic volume.</w:t>
-      </w:r>
-    </w:p>
-    <w:p>
-      <w:pPr>
-        <w:spacing w:line="480" w:lineRule="auto" w:after="0"/>
-        <w:ind w:firstLine="720"/>
-        <w:jc w:val="both"/>
-      </w:pPr>
-      <w:r>
-        <w:rPr>
-          <w:rFonts w:ascii="Times New Roman" w:hAnsi="Times New Roman"/>
-          <w:b w:val="0"/>
-          <w:i w:val="0"/>
-          <w:sz w:val="24"/>
-        </w:rPr>
-        <w:t>Table 5: Integration and validation test summary.</w:t>
-      </w:r>
-    </w:p>
-    <w:p>
-      <w:pPr>
+        <w:pStyle w:val="Heading1"/>
         <w:spacing w:line="480" w:lineRule="auto" w:before="160" w:after="0"/>
         <w:jc w:val="left"/>
       </w:pPr>
@@ -791,6 +656,7 @@
     </w:p>
     <w:p>
       <w:pPr>
+        <w:pStyle w:val="Heading1"/>
         <w:spacing w:line="480" w:lineRule="auto" w:before="160" w:after="0"/>
         <w:jc w:val="left"/>
       </w:pPr>
@@ -806,6 +672,7 @@
     </w:p>
     <w:p>
       <w:pPr>
+        <w:pStyle w:val="Heading2"/>
         <w:spacing w:line="480" w:lineRule="auto" w:before="160" w:after="0"/>
         <w:jc w:val="left"/>
       </w:pPr>
@@ -837,6 +704,7 @@
     </w:p>
     <w:p>
       <w:pPr>
+        <w:pStyle w:val="Heading2"/>
         <w:spacing w:line="480" w:lineRule="auto" w:before="160" w:after="0"/>
         <w:jc w:val="left"/>
       </w:pPr>
@@ -868,6 +736,7 @@
     </w:p>
     <w:p>
       <w:pPr>
+        <w:pStyle w:val="Heading2"/>
         <w:spacing w:line="480" w:lineRule="auto" w:before="160" w:after="0"/>
         <w:jc w:val="left"/>
       </w:pPr>
@@ -979,6 +848,7 @@
     </w:p>
     <w:p>
       <w:pPr>
+        <w:pStyle w:val="Heading2"/>
         <w:spacing w:line="480" w:lineRule="auto" w:before="160" w:after="0"/>
         <w:jc w:val="left"/>
       </w:pPr>
@@ -1042,6 +912,7 @@
     </w:p>
     <w:p>
       <w:pPr>
+        <w:pStyle w:val="Heading2"/>
         <w:spacing w:line="480" w:lineRule="auto" w:before="160" w:after="0"/>
         <w:jc w:val="left"/>
       </w:pPr>
@@ -1073,6 +944,7 @@
     </w:p>
     <w:p>
       <w:pPr>
+        <w:pStyle w:val="Heading2"/>
         <w:spacing w:line="480" w:lineRule="auto" w:before="160" w:after="0"/>
         <w:jc w:val="left"/>
       </w:pPr>
@@ -1104,6 +976,7 @@
     </w:p>
     <w:p>
       <w:pPr>
+        <w:pStyle w:val="Heading2"/>
         <w:spacing w:line="480" w:lineRule="auto" w:before="160" w:after="0"/>
         <w:jc w:val="left"/>
       </w:pPr>
@@ -1183,6 +1056,7 @@
     </w:p>
     <w:p>
       <w:pPr>
+        <w:pStyle w:val="Heading2"/>
         <w:spacing w:line="480" w:lineRule="auto" w:before="160" w:after="0"/>
         <w:jc w:val="left"/>
       </w:pPr>
@@ -1219,6 +1093,7 @@
     </w:p>
     <w:p>
       <w:pPr>
+        <w:pStyle w:val="Heading1"/>
         <w:spacing w:line="480" w:lineRule="auto" w:before="160" w:after="0"/>
         <w:jc w:val="left"/>
       </w:pPr>
@@ -1234,6 +1109,7 @@
     </w:p>
     <w:p>
       <w:pPr>
+        <w:pStyle w:val="Heading2"/>
         <w:spacing w:line="480" w:lineRule="auto" w:before="160" w:after="0"/>
         <w:jc w:val="left"/>
       </w:pPr>
@@ -1265,6 +1141,7 @@
     </w:p>
     <w:p>
       <w:pPr>
+        <w:pStyle w:val="Heading2"/>
         <w:spacing w:line="480" w:lineRule="auto" w:before="160" w:after="0"/>
         <w:jc w:val="left"/>
       </w:pPr>
@@ -1296,6 +1173,7 @@
     </w:p>
     <w:p>
       <w:pPr>
+        <w:pStyle w:val="Heading2"/>
         <w:spacing w:line="480" w:lineRule="auto" w:before="160" w:after="0"/>
         <w:jc w:val="left"/>
       </w:pPr>
@@ -1327,6 +1205,7 @@
     </w:p>
     <w:p>
       <w:pPr>
+        <w:pStyle w:val="Heading2"/>
         <w:spacing w:line="480" w:lineRule="auto" w:before="160" w:after="0"/>
         <w:jc w:val="left"/>
       </w:pPr>
@@ -1358,6 +1237,7 @@
     </w:p>
     <w:p>
       <w:pPr>
+        <w:pStyle w:val="Heading2"/>
         <w:spacing w:line="480" w:lineRule="auto" w:before="160" w:after="0"/>
         <w:jc w:val="left"/>
       </w:pPr>
@@ -1389,6 +1269,7 @@
     </w:p>
     <w:p>
       <w:pPr>
+        <w:pStyle w:val="Heading2"/>
         <w:spacing w:line="480" w:lineRule="auto" w:before="160" w:after="0"/>
         <w:jc w:val="left"/>
       </w:pPr>
@@ -1425,6 +1306,7 @@
     </w:p>
     <w:p>
       <w:pPr>
+        <w:pStyle w:val="Heading1"/>
         <w:spacing w:line="480" w:lineRule="auto" w:before="160" w:after="0"/>
         <w:jc w:val="left"/>
       </w:pPr>
@@ -1440,6 +1322,7 @@
     </w:p>
     <w:p>
       <w:pPr>
+        <w:pStyle w:val="Heading2"/>
         <w:spacing w:line="480" w:lineRule="auto" w:before="160" w:after="0"/>
         <w:jc w:val="left"/>
       </w:pPr>
@@ -1471,6 +1354,7 @@
     </w:p>
     <w:p>
       <w:pPr>
+        <w:pStyle w:val="Heading2"/>
         <w:spacing w:line="480" w:lineRule="auto" w:before="160" w:after="0"/>
         <w:jc w:val="left"/>
       </w:pPr>
@@ -1502,6 +1386,7 @@
     </w:p>
     <w:p>
       <w:pPr>
+        <w:pStyle w:val="Heading2"/>
         <w:spacing w:line="480" w:lineRule="auto" w:before="160" w:after="0"/>
         <w:jc w:val="left"/>
       </w:pPr>
@@ -1528,11 +1413,12 @@
           <w:i w:val="0"/>
           <w:sz w:val="24"/>
         </w:rPr>
-        <w:t>The project uses the dataset stored in traffic_pred_dataset_updated.csv. The dataset contains 1,000 records and includes contextual variables such as hour, day of week, weekend status, location, road type, weather, road condition, vehicle mix, and near-commercial-hub indicator. The `traffic_volume` column is used as the regression target, while the legacy `congestion_level` column is retained only as a contextual dataset field and not as the direct model target. It is important to note that this dataset is synthetic. As a result, the current phase of the study focuses on validating the system design, machine learning pipeline, and interpretation workflow rather than claiming final real-world traffic forecasting accuracy for Lokoja.</w:t>
+        <w:t>The project uses the dataset stored in traffic_pred_dataset_updated.csv. The dataset contains 2,000 records and includes contextual variables such as hour, day of week, weekend status, location, road type, weather, road condition, vehicle mix, and near-commercial-hub indicator. The `traffic_volume` column is used as the regression target, while the legacy `congestion_level` column is retained only as a contextual dataset field and not as the direct model target. It is important to note that this dataset is synthetic. As a result, the current phase of the study focuses on validating the system design, machine learning pipeline, and interpretation workflow rather than claiming final real-world traffic forecasting accuracy for Lokoja.</w:t>
       </w:r>
     </w:p>
     <w:p>
       <w:pPr>
+        <w:pStyle w:val="Heading2"/>
         <w:spacing w:line="480" w:lineRule="auto" w:before="160" w:after="0"/>
         <w:jc w:val="left"/>
       </w:pPr>
@@ -1575,7 +1461,7 @@
           <w:i w:val="0"/>
           <w:sz w:val="24"/>
         </w:rPr>
-        <w:t>A notable property of the synthetic dataset is that the congestion classes represented in the legacy `congestion_level` field are almost perfectly balanced, with approximately 340 High cases, 330 Medium cases, and 330 Low cases. Although these classes are no longer used as the direct machine learning target, their balance is still analytically useful because it suggests that the synthetic data generation process was designed to avoid severe category skew. In practical terms, this means the corresponding traffic-volume distribution likely covers low, medium, and high traffic situations in a comparatively even way.</w:t>
+        <w:t>A notable property of the synthetic dataset is that the congestion classes represented in the legacy `congestion_level` field are comparatively well distributed, with approximately 680 High cases, 660 Medium cases, and 660 Low cases. Although these classes are no longer used as the direct machine learning target, their spread is still analytically useful because it suggests that the synthetic data generation process was designed to avoid severe category skew. In practical terms, this means the corresponding traffic-volume distribution likely covers low, medium, and high traffic situations in a comparatively even way.</w:t>
       </w:r>
     </w:p>
     <w:p>
@@ -1610,6 +1496,86 @@
         <w:t>The exploratory analysis also helped justify the regression formulation. The observed traffic-volume range extends from approximately 8.23 to 223.23, which provides a sufficiently broad continuous target for regression modeling. Instead of treating congestion bands as the primary target, the system now predicts this continuous volume value and then interprets it with threshold-based ranges. This approach preserves more information from the data and makes later analysis more defensible because qualitative labels are derived from an underlying quantitative estimate.</w:t>
       </w:r>
     </w:p>
+    <w:p>
+      <w:pPr>
+        <w:spacing w:line="480" w:lineRule="auto" w:after="0"/>
+        <w:ind w:firstLine="720"/>
+        <w:jc w:val="both"/>
+      </w:pPr>
+      <w:r>
+        <w:rPr>
+          <w:rFonts w:ascii="Times New Roman" w:hAnsi="Times New Roman"/>
+          <w:b w:val="0"/>
+          <w:i w:val="0"/>
+          <w:sz w:val="24"/>
+        </w:rPr>
+        <w:t>The first code excerpt below shows the structure of the preprocessing pipeline used to prepare mixed traffic features before regression training.</w:t>
+      </w:r>
+    </w:p>
+    <w:p>
+      <w:pPr>
+        <w:spacing w:before="80" w:after="0"/>
+        <w:jc w:val="left"/>
+      </w:pPr>
+      <w:r>
+        <w:rPr>
+          <w:rFonts w:ascii="Times New Roman" w:hAnsi="Times New Roman"/>
+          <w:b/>
+          <w:i w:val="0"/>
+          <w:sz w:val="22"/>
+        </w:rPr>
+        <w:t>Code Snippet 1: Preprocessing pipeline for numerical and categorical traffic features.</w:t>
+      </w:r>
+    </w:p>
+    <w:p>
+      <w:pPr>
+        <w:spacing w:line="240" w:lineRule="auto" w:after="0"/>
+        <w:ind w:firstLine="0" w:left="432" w:right="432"/>
+        <w:jc w:val="left"/>
+        <w:shd w:fill="F3F3F3"/>
+      </w:pPr>
+      <w:r>
+        <w:rPr>
+          <w:rFonts w:ascii="Courier New" w:hAnsi="Courier New"/>
+          <w:sz w:val="18"/>
+        </w:rPr>
+        <w:t>NUMERIC_FEATURES = [</w:t>
+        <w:br/>
+        <w:t xml:space="preserve">    "hour", "day_of_week", "is_weekend",</w:t>
+        <w:br/>
+        <w:t xml:space="preserve">    "road_condition", "near_commercial_hub",</w:t>
+        <w:br/>
+        <w:t>]</w:t>
+        <w:br/>
+        <w:t>CATEGORICAL_FEATURES = ["location", "road_type", "weather", "vehicle_mix"]</w:t>
+        <w:br/>
+        <w:br/>
+        <w:t>return ColumnTransformer(</w:t>
+        <w:br/>
+        <w:t xml:space="preserve">    transformers=[</w:t>
+        <w:br/>
+        <w:t xml:space="preserve">        ("numeric", Pipeline([</w:t>
+        <w:br/>
+        <w:t xml:space="preserve">            ("imputer", SimpleImputer(strategy="median")),</w:t>
+        <w:br/>
+        <w:t xml:space="preserve">            ("scaler", StandardScaler()),</w:t>
+        <w:br/>
+        <w:t xml:space="preserve">        ]), NUMERIC_FEATURES),</w:t>
+        <w:br/>
+        <w:t xml:space="preserve">        ("categorical", Pipeline([</w:t>
+        <w:br/>
+        <w:t xml:space="preserve">            ("imputer", SimpleImputer(strategy="most_frequent")),</w:t>
+        <w:br/>
+        <w:t xml:space="preserve">            ("onehot", OneHotEncoder(handle_unknown="ignore")),</w:t>
+        <w:br/>
+        <w:t xml:space="preserve">        ]), CATEGORICAL_FEATURES),</w:t>
+        <w:br/>
+        <w:t xml:space="preserve">    ]</w:t>
+        <w:br/>
+        <w:t>)</w:t>
+      </w:r>
+    </w:p>
+    <w:p/>
     <w:tbl>
       <w:tblPr>
         <w:tblStyle w:val="TableGrid"/>
@@ -2308,22 +2274,45 @@
     <w:p/>
     <w:p>
       <w:pPr>
-        <w:spacing w:line="480" w:lineRule="auto" w:after="0"/>
-        <w:ind w:firstLine="720"/>
-        <w:jc w:val="both"/>
+        <w:pStyle w:val="Caption"/>
+        <w:ind w:firstLine="0"/>
+        <w:jc w:val="left"/>
       </w:pPr>
       <w:r>
         <w:rPr>
           <w:rFonts w:ascii="Times New Roman" w:hAnsi="Times New Roman"/>
           <w:b w:val="0"/>
-          <w:i w:val="0"/>
-          <w:sz w:val="24"/>
+          <w:i/>
+          <w:sz w:val="22"/>
         </w:rPr>
-        <w:t>Table 1: Dataset feature summary.</w:t>
+        <w:t xml:space="preserve">Table </w:t>
+      </w:r>
+      <w:r>
+        <w:rPr>
+          <w:rFonts w:ascii="Times New Roman" w:hAnsi="Times New Roman"/>
+          <w:b w:val="0"/>
+          <w:i/>
+          <w:sz w:val="22"/>
+        </w:rPr>
+        <w:fldChar w:fldCharType="begin"/>
+        <w:instrText xml:space="preserve"> SEQ Table \* ARABIC </w:instrText>
+        <w:fldChar w:fldCharType="separate"/>
+        <w:t>1</w:t>
+        <w:fldChar w:fldCharType="end"/>
+      </w:r>
+      <w:r>
+        <w:rPr>
+          <w:rFonts w:ascii="Times New Roman" w:hAnsi="Times New Roman"/>
+          <w:b w:val="0"/>
+          <w:i/>
+          <w:sz w:val="22"/>
+        </w:rPr>
+        <w:t>: Dataset feature summary.</w:t>
       </w:r>
     </w:p>
     <w:p>
       <w:pPr>
+        <w:pStyle w:val="Heading2"/>
         <w:spacing w:line="480" w:lineRule="auto" w:before="160" w:after="0"/>
         <w:jc w:val="left"/>
       </w:pPr>
@@ -2350,11 +2339,12 @@
           <w:i w:val="0"/>
           <w:sz w:val="24"/>
         </w:rPr>
-        <w:t>The effective population for the model development stage consists of all valid records available in the working dataset. The current sample size is 1,000 observations. During training, the data is split into training and testing subsets using an 80:20 proportion for model evaluation.</w:t>
+        <w:t>The effective population for the model development stage consists of all valid records available in the working dataset. The current sample size is 2,000 observations. During training, the data is split into training and testing subsets using an 80:20 proportion for model evaluation.</w:t>
       </w:r>
     </w:p>
     <w:p>
       <w:pPr>
+        <w:pStyle w:val="Heading2"/>
         <w:spacing w:line="480" w:lineRule="auto" w:before="160" w:after="0"/>
         <w:jc w:val="left"/>
       </w:pPr>
@@ -2386,6 +2376,7 @@
     </w:p>
     <w:p>
       <w:pPr>
+        <w:pStyle w:val="Heading2"/>
         <w:spacing w:line="480" w:lineRule="auto" w:before="160" w:after="0"/>
         <w:jc w:val="left"/>
       </w:pPr>
@@ -2417,6 +2408,7 @@
     </w:p>
     <w:p>
       <w:pPr>
+        <w:pStyle w:val="Heading2"/>
         <w:spacing w:line="480" w:lineRule="auto" w:before="160" w:after="0"/>
         <w:jc w:val="left"/>
       </w:pPr>
@@ -2464,6 +2456,80 @@
     </w:p>
     <w:p>
       <w:pPr>
+        <w:spacing w:line="480" w:lineRule="auto" w:after="0"/>
+        <w:ind w:firstLine="720"/>
+        <w:jc w:val="both"/>
+      </w:pPr>
+      <w:r>
+        <w:rPr>
+          <w:rFonts w:ascii="Times New Roman" w:hAnsi="Times New Roman"/>
+          <w:b w:val="0"/>
+          <w:i w:val="0"/>
+          <w:sz w:val="24"/>
+        </w:rPr>
+        <w:t>The next excerpt highlights the regression-oriented interpretation logic that was introduced after supervisory review.</w:t>
+      </w:r>
+    </w:p>
+    <w:p>
+      <w:pPr>
+        <w:spacing w:before="80" w:after="0"/>
+        <w:jc w:val="left"/>
+      </w:pPr>
+      <w:r>
+        <w:rPr>
+          <w:rFonts w:ascii="Times New Roman" w:hAnsi="Times New Roman"/>
+          <w:b/>
+          <w:i w:val="0"/>
+          <w:sz w:val="22"/>
+        </w:rPr>
+        <w:t>Code Snippet 2: Threshold derivation and congestion-band mapping.</w:t>
+      </w:r>
+    </w:p>
+    <w:p>
+      <w:pPr>
+        <w:spacing w:line="240" w:lineRule="auto" w:after="0"/>
+        <w:ind w:firstLine="0" w:left="432" w:right="432"/>
+        <w:jc w:val="left"/>
+        <w:shd w:fill="F3F3F3"/>
+      </w:pPr>
+      <w:r>
+        <w:rPr>
+          <w:rFonts w:ascii="Courier New" w:hAnsi="Courier New"/>
+          <w:sz w:val="18"/>
+        </w:rPr>
+        <w:t>def derive_congestion_thresholds(dataset):</w:t>
+        <w:br/>
+        <w:t xml:space="preserve">    low_upper = float(dataset["traffic_volume"].quantile(0.33))</w:t>
+        <w:br/>
+        <w:t xml:space="preserve">    medium_upper = float(dataset["traffic_volume"].quantile(0.66))</w:t>
+        <w:br/>
+        <w:t xml:space="preserve">    return {</w:t>
+        <w:br/>
+        <w:t xml:space="preserve">        "low_max": round(low_upper, 2),</w:t>
+        <w:br/>
+        <w:t xml:space="preserve">        "medium_max": round(medium_upper, 2),</w:t>
+        <w:br/>
+        <w:t xml:space="preserve">    }</w:t>
+        <w:br/>
+        <w:br/>
+        <w:br/>
+        <w:t>def volume_to_congestion_level(volume, thresholds):</w:t>
+        <w:br/>
+        <w:t xml:space="preserve">    if volume &lt;= thresholds["low_max"]:</w:t>
+        <w:br/>
+        <w:t xml:space="preserve">        return "Low"</w:t>
+        <w:br/>
+        <w:t xml:space="preserve">    if volume &lt;= thresholds["medium_max"]:</w:t>
+        <w:br/>
+        <w:t xml:space="preserve">        return "Medium"</w:t>
+        <w:br/>
+        <w:t xml:space="preserve">    return "High"</w:t>
+      </w:r>
+    </w:p>
+    <w:p/>
+    <w:p>
+      <w:pPr>
+        <w:pStyle w:val="Heading2"/>
         <w:spacing w:line="480" w:lineRule="auto" w:before="160" w:after="0"/>
         <w:jc w:val="left"/>
       </w:pPr>
@@ -2490,11 +2556,12 @@
           <w:i w:val="0"/>
           <w:sz w:val="24"/>
         </w:rPr>
-        <w:t>After the regression model predicts traffic volume, the value is interpreted using threshold bands learned from the dataset profile. This makes congestion classification a post-processing stage rather than the direct learning target. In the present system, values less than or equal to 56.23 are treated as Low congestion, values above 56.23 and up to 98.32 are treated as Medium congestion, and values above 98.32 are treated as High congestion. The thresholding layer is central to the system's decision-support role because it translates technical regression output into a user-friendly summary.</w:t>
+        <w:t>After the regression model predicts traffic volume, the value is interpreted using threshold bands learned from the dataset profile. This makes congestion classification a post-processing stage rather than the direct learning target. In the present system, values less than or equal to 103.20 are treated as Low congestion, values above 103.20 and up to 146.95 are treated as Medium congestion, and values above 146.95 are treated as High congestion. The thresholding layer is central to the system's decision-support role because it translates technical regression output into a user-friendly summary.</w:t>
       </w:r>
     </w:p>
     <w:p>
       <w:pPr>
+        <w:pStyle w:val="Heading2"/>
         <w:spacing w:line="480" w:lineRule="auto" w:before="160" w:after="0"/>
         <w:jc w:val="left"/>
       </w:pPr>
@@ -2526,6 +2593,7 @@
     </w:p>
     <w:p>
       <w:pPr>
+        <w:pStyle w:val="Heading2"/>
         <w:spacing w:line="480" w:lineRule="auto" w:before="160" w:after="0"/>
         <w:jc w:val="left"/>
       </w:pPr>
@@ -2557,6 +2625,7 @@
     </w:p>
     <w:p>
       <w:pPr>
+        <w:pStyle w:val="Heading2"/>
         <w:spacing w:line="480" w:lineRule="auto" w:before="160" w:after="0"/>
         <w:jc w:val="left"/>
       </w:pPr>
@@ -2588,6 +2657,7 @@
     </w:p>
     <w:p>
       <w:pPr>
+        <w:pStyle w:val="Heading2"/>
         <w:spacing w:line="480" w:lineRule="auto" w:before="160" w:after="0"/>
         <w:jc w:val="left"/>
       </w:pPr>
@@ -2624,6 +2694,7 @@
     </w:p>
     <w:p>
       <w:pPr>
+        <w:pStyle w:val="Heading1"/>
         <w:spacing w:line="480" w:lineRule="auto" w:before="160" w:after="0"/>
         <w:jc w:val="left"/>
       </w:pPr>
@@ -2639,6 +2710,7 @@
     </w:p>
     <w:p>
       <w:pPr>
+        <w:pStyle w:val="Heading2"/>
         <w:spacing w:line="480" w:lineRule="auto" w:before="160" w:after="0"/>
         <w:jc w:val="left"/>
       </w:pPr>
@@ -2670,6 +2742,7 @@
     </w:p>
     <w:p>
       <w:pPr>
+        <w:pStyle w:val="Heading2"/>
         <w:spacing w:line="480" w:lineRule="auto" w:before="160" w:after="0"/>
         <w:jc w:val="left"/>
       </w:pPr>
@@ -2715,6 +2788,79 @@
         <w:t>The full system is organized as a modular three-tier platform. The React frontend is responsible for user input, scenario simulation, and visualization. The Spring Boot backend exposes stable application endpoints and handles integration concerns between the user-facing layer and the machine learning service. The Python service performs dataset-driven validation, preprocessing, model loading, training, insights generation, and prediction explanation. This separation of responsibilities improves maintainability and also makes the work easier to defend academically because each layer has a clearly defined role.</w:t>
       </w:r>
     </w:p>
+    <w:p>
+      <w:pPr>
+        <w:spacing w:line="480" w:lineRule="auto" w:after="0"/>
+        <w:ind w:firstLine="720"/>
+        <w:jc w:val="both"/>
+      </w:pPr>
+      <w:r>
+        <w:rPr>
+          <w:rFonts w:ascii="Times New Roman" w:hAnsi="Times New Roman"/>
+          <w:b w:val="0"/>
+          <w:i w:val="0"/>
+          <w:sz w:val="24"/>
+        </w:rPr>
+        <w:t>The implementation is also easier to evaluate when representative source excerpts are presented. The following training excerpt shows how the baseline model is compared with the main ensemble regressor before the better-performing artifact is persisted.</w:t>
+      </w:r>
+    </w:p>
+    <w:p>
+      <w:pPr>
+        <w:spacing w:before="80" w:after="0"/>
+        <w:jc w:val="left"/>
+      </w:pPr>
+      <w:r>
+        <w:rPr>
+          <w:rFonts w:ascii="Times New Roman" w:hAnsi="Times New Roman"/>
+          <w:b/>
+          <w:i w:val="0"/>
+          <w:sz w:val="22"/>
+        </w:rPr>
+        <w:t>Code Snippet 3: Model training, comparison, and selection workflow.</w:t>
+      </w:r>
+    </w:p>
+    <w:p>
+      <w:pPr>
+        <w:spacing w:line="240" w:lineRule="auto" w:after="0"/>
+        <w:ind w:firstLine="0" w:left="432" w:right="432"/>
+        <w:jc w:val="left"/>
+        <w:shd w:fill="F3F3F3"/>
+      </w:pPr>
+      <w:r>
+        <w:rPr>
+          <w:rFonts w:ascii="Courier New" w:hAnsi="Courier New"/>
+          <w:sz w:val="18"/>
+        </w:rPr>
+        <w:t>baseline_model.fit(X_train, y_train)</w:t>
+        <w:br/>
+        <w:t>main_model.fit(X_train, y_train)</w:t>
+        <w:br/>
+        <w:br/>
+        <w:t>baseline_predictions = baseline_model.predict(X_test)</w:t>
+        <w:br/>
+        <w:t>predictions = main_model.predict(X_test)</w:t>
+        <w:br/>
+        <w:t>baseline_rmse = float(mean_squared_error(y_test, baseline_predictions) ** 0.5)</w:t>
+        <w:br/>
+        <w:t>random_forest_rmse = float(mean_squared_error(y_test, predictions) ** 0.5)</w:t>
+        <w:br/>
+        <w:br/>
+        <w:t>selected_model_name = "RandomForestRegressor"</w:t>
+        <w:br/>
+        <w:t>selected_model = main_model</w:t>
+        <w:br/>
+        <w:t>selected_predictions = predictions</w:t>
+        <w:br/>
+        <w:t>if baseline_rmse &lt; random_forest_rmse:</w:t>
+        <w:br/>
+        <w:t xml:space="preserve">    selected_model_name = "LinearRegression"</w:t>
+        <w:br/>
+        <w:t xml:space="preserve">    selected_model = baseline_model</w:t>
+        <w:br/>
+        <w:t xml:space="preserve">    selected_predictions = baseline_predictions</w:t>
+      </w:r>
+    </w:p>
+    <w:p/>
     <w:p>
       <w:pPr>
         <w:spacing w:line="360" w:lineRule="auto"/>
@@ -2793,6 +2939,8 @@
     </w:p>
     <w:p>
       <w:pPr>
+        <w:pStyle w:val="Caption"/>
+        <w:ind w:firstLine="0"/>
         <w:jc w:val="center"/>
       </w:pPr>
       <w:r>
@@ -2802,7 +2950,29 @@
           <w:i/>
           <w:sz w:val="22"/>
         </w:rPr>
-        <w:t>Figure 1: System architecture of the Lokoja traffic decision support platform.</w:t>
+        <w:t xml:space="preserve">Figure </w:t>
+      </w:r>
+      <w:r>
+        <w:rPr>
+          <w:rFonts w:ascii="Times New Roman" w:hAnsi="Times New Roman"/>
+          <w:b w:val="0"/>
+          <w:i/>
+          <w:sz w:val="22"/>
+        </w:rPr>
+        <w:fldChar w:fldCharType="begin"/>
+        <w:instrText xml:space="preserve"> SEQ Figure \* ARABIC </w:instrText>
+        <w:fldChar w:fldCharType="separate"/>
+        <w:t>1</w:t>
+        <w:fldChar w:fldCharType="end"/>
+      </w:r>
+      <w:r>
+        <w:rPr>
+          <w:rFonts w:ascii="Times New Roman" w:hAnsi="Times New Roman"/>
+          <w:b w:val="0"/>
+          <w:i/>
+          <w:sz w:val="22"/>
+        </w:rPr>
+        <w:t>: System architecture of the Lokoja traffic decision support platform.</w:t>
       </w:r>
     </w:p>
     <w:p>
@@ -2829,7 +2999,7 @@
         <w:drawing>
           <wp:inline xmlns:a="http://schemas.openxmlformats.org/drawingml/2006/main" xmlns:pic="http://schemas.openxmlformats.org/drawingml/2006/picture">
             <wp:extent cx="5394960" cy="6234425"/>
-            <wp:docPr id="1" name="Picture 1"/>
+            <wp:docPr id="2" name="Picture 2"/>
             <wp:cNvGraphicFramePr>
               <a:graphicFrameLocks noChangeAspect="1"/>
             </wp:cNvGraphicFramePr>
@@ -2841,7 +3011,7 @@
                     <pic:cNvPicPr/>
                   </pic:nvPicPr>
                   <pic:blipFill>
-                    <a:blip r:embed="rId10"/>
+                    <a:blip r:embed="rId11"/>
                     <a:stretch>
                       <a:fillRect/>
                     </a:stretch>
@@ -2862,6 +3032,8 @@
     </w:p>
     <w:p>
       <w:pPr>
+        <w:pStyle w:val="Caption"/>
+        <w:ind w:firstLine="0"/>
         <w:jc w:val="center"/>
       </w:pPr>
       <w:r>
@@ -2871,7 +3043,29 @@
           <w:i/>
           <w:sz w:val="22"/>
         </w:rPr>
-        <w:t>Figure 6: Responsive frontend dashboard overview of the Lokoja traffic decision support interface.</w:t>
+        <w:t xml:space="preserve">Figure </w:t>
+      </w:r>
+      <w:r>
+        <w:rPr>
+          <w:rFonts w:ascii="Times New Roman" w:hAnsi="Times New Roman"/>
+          <w:b w:val="0"/>
+          <w:i/>
+          <w:sz w:val="22"/>
+        </w:rPr>
+        <w:fldChar w:fldCharType="begin"/>
+        <w:instrText xml:space="preserve"> SEQ Figure \* ARABIC </w:instrText>
+        <w:fldChar w:fldCharType="separate"/>
+        <w:t>6</w:t>
+        <w:fldChar w:fldCharType="end"/>
+      </w:r>
+      <w:r>
+        <w:rPr>
+          <w:rFonts w:ascii="Times New Roman" w:hAnsi="Times New Roman"/>
+          <w:b w:val="0"/>
+          <w:i/>
+          <w:sz w:val="22"/>
+        </w:rPr>
+        <w:t>: Responsive frontend dashboard overview of the Lokoja traffic decision support interface.</w:t>
       </w:r>
     </w:p>
     <w:p>
@@ -3216,22 +3410,45 @@
     <w:p/>
     <w:p>
       <w:pPr>
-        <w:spacing w:line="480" w:lineRule="auto" w:after="0"/>
-        <w:ind w:firstLine="720"/>
-        <w:jc w:val="both"/>
+        <w:pStyle w:val="Caption"/>
+        <w:ind w:firstLine="0"/>
+        <w:jc w:val="left"/>
       </w:pPr>
       <w:r>
         <w:rPr>
           <w:rFonts w:ascii="Times New Roman" w:hAnsi="Times New Roman"/>
           <w:b w:val="0"/>
-          <w:i w:val="0"/>
-          <w:sz w:val="24"/>
+          <w:i/>
+          <w:sz w:val="22"/>
         </w:rPr>
-        <w:t>Table 2: Software modules and implementation responsibilities.</w:t>
+        <w:t xml:space="preserve">Table </w:t>
+      </w:r>
+      <w:r>
+        <w:rPr>
+          <w:rFonts w:ascii="Times New Roman" w:hAnsi="Times New Roman"/>
+          <w:b w:val="0"/>
+          <w:i/>
+          <w:sz w:val="22"/>
+        </w:rPr>
+        <w:fldChar w:fldCharType="begin"/>
+        <w:instrText xml:space="preserve"> SEQ Table \* ARABIC </w:instrText>
+        <w:fldChar w:fldCharType="separate"/>
+        <w:t>2</w:t>
+        <w:fldChar w:fldCharType="end"/>
+      </w:r>
+      <w:r>
+        <w:rPr>
+          <w:rFonts w:ascii="Times New Roman" w:hAnsi="Times New Roman"/>
+          <w:b w:val="0"/>
+          <w:i/>
+          <w:sz w:val="22"/>
+        </w:rPr>
+        <w:t>: Software modules and implementation responsibilities.</w:t>
       </w:r>
     </w:p>
     <w:p>
       <w:pPr>
+        <w:pStyle w:val="Heading2"/>
         <w:spacing w:line="480" w:lineRule="auto" w:before="160" w:after="0"/>
         <w:jc w:val="left"/>
       </w:pPr>
@@ -3290,7 +3507,7 @@
           <w:i w:val="0"/>
           <w:sz w:val="24"/>
         </w:rPr>
-        <w:t>Mean Absolute Error (MAE): 10.60</w:t>
+        <w:t>Mean Absolute Error (MAE): 10.32</w:t>
       </w:r>
     </w:p>
     <w:p>
@@ -3306,7 +3523,7 @@
           <w:i w:val="0"/>
           <w:sz w:val="24"/>
         </w:rPr>
-        <w:t>Root Mean Squared Error (RMSE): 13.67</w:t>
+        <w:t>Root Mean Squared Error (RMSE): 12.88</w:t>
       </w:r>
     </w:p>
     <w:p>
@@ -3322,7 +3539,7 @@
           <w:i w:val="0"/>
           <w:sz w:val="24"/>
         </w:rPr>
-        <w:t>R-squared (R²): 0.893</w:t>
+        <w:t>R-squared (R²): 0.918</w:t>
       </w:r>
     </w:p>
     <w:p>
@@ -3338,7 +3555,7 @@
           <w:i w:val="0"/>
           <w:sz w:val="24"/>
         </w:rPr>
-        <w:t>Baseline RMSE: 35.58</w:t>
+        <w:t>Baseline RMSE: 31.32</w:t>
       </w:r>
     </w:p>
     <w:p>
@@ -3370,7 +3587,7 @@
           <w:i w:val="0"/>
           <w:sz w:val="24"/>
         </w:rPr>
-        <w:t>Low congestion: predicted traffic volume less than or equal to 56.23</w:t>
+        <w:t>Low congestion: predicted traffic volume less than or equal to 103.20</w:t>
       </w:r>
     </w:p>
     <w:p>
@@ -3386,7 +3603,7 @@
           <w:i w:val="0"/>
           <w:sz w:val="24"/>
         </w:rPr>
-        <w:t>Medium congestion: predicted traffic volume greater than 56.23 and less than or equal to 98.32</w:t>
+        <w:t>Medium congestion: predicted traffic volume greater than 103.20 and less than or equal to 146.95</w:t>
       </w:r>
     </w:p>
     <w:p>
@@ -3402,7 +3619,7 @@
           <w:i w:val="0"/>
           <w:sz w:val="24"/>
         </w:rPr>
-        <w:t>High congestion: predicted traffic volume above 98.32</w:t>
+        <w:t>High congestion: predicted traffic volume above 146.95</w:t>
       </w:r>
     </w:p>
     <w:tbl>
@@ -3537,7 +3754,7 @@
                 <w:i w:val="0"/>
                 <w:sz w:val="20"/>
               </w:rPr>
-              <w:t>29.41</w:t>
+              <w:t>27.42</w:t>
             </w:r>
           </w:p>
         </w:tc>
@@ -3557,7 +3774,7 @@
                 <w:i w:val="0"/>
                 <w:sz w:val="20"/>
               </w:rPr>
-              <w:t>35.58</w:t>
+              <w:t>31.32</w:t>
             </w:r>
           </w:p>
         </w:tc>
@@ -3577,7 +3794,7 @@
                 <w:i w:val="0"/>
                 <w:sz w:val="20"/>
               </w:rPr>
-              <w:t>0.276</w:t>
+              <w:t>0.518</w:t>
             </w:r>
           </w:p>
         </w:tc>
@@ -3619,7 +3836,7 @@
                 <w:i w:val="0"/>
                 <w:sz w:val="20"/>
               </w:rPr>
-              <w:t>10.60</w:t>
+              <w:t>10.32</w:t>
             </w:r>
           </w:p>
         </w:tc>
@@ -3639,7 +3856,7 @@
                 <w:i w:val="0"/>
                 <w:sz w:val="20"/>
               </w:rPr>
-              <w:t>13.67</w:t>
+              <w:t>12.88</w:t>
             </w:r>
           </w:p>
         </w:tc>
@@ -3659,7 +3876,7 @@
                 <w:i w:val="0"/>
                 <w:sz w:val="20"/>
               </w:rPr>
-              <w:t>0.893</w:t>
+              <w:t>0.918</w:t>
             </w:r>
           </w:p>
         </w:tc>
@@ -3668,18 +3885,40 @@
     <w:p/>
     <w:p>
       <w:pPr>
-        <w:spacing w:line="480" w:lineRule="auto" w:after="0"/>
-        <w:ind w:firstLine="720"/>
-        <w:jc w:val="both"/>
+        <w:pStyle w:val="Caption"/>
+        <w:ind w:firstLine="0"/>
+        <w:jc w:val="left"/>
       </w:pPr>
       <w:r>
         <w:rPr>
           <w:rFonts w:ascii="Times New Roman" w:hAnsi="Times New Roman"/>
           <w:b w:val="0"/>
-          <w:i w:val="0"/>
-          <w:sz w:val="24"/>
+          <w:i/>
+          <w:sz w:val="22"/>
         </w:rPr>
-        <w:t>Table 3: Regression performance comparison.</w:t>
+        <w:t xml:space="preserve">Table </w:t>
+      </w:r>
+      <w:r>
+        <w:rPr>
+          <w:rFonts w:ascii="Times New Roman" w:hAnsi="Times New Roman"/>
+          <w:b w:val="0"/>
+          <w:i/>
+          <w:sz w:val="22"/>
+        </w:rPr>
+        <w:fldChar w:fldCharType="begin"/>
+        <w:instrText xml:space="preserve"> SEQ Table \* ARABIC </w:instrText>
+        <w:fldChar w:fldCharType="separate"/>
+        <w:t>3</w:t>
+        <w:fldChar w:fldCharType="end"/>
+      </w:r>
+      <w:r>
+        <w:rPr>
+          <w:rFonts w:ascii="Times New Roman" w:hAnsi="Times New Roman"/>
+          <w:b w:val="0"/>
+          <w:i/>
+          <w:sz w:val="22"/>
+        </w:rPr>
+        <w:t>: Regression performance comparison.</w:t>
       </w:r>
     </w:p>
     <w:tbl>
@@ -3772,7 +4011,7 @@
                 <w:i w:val="0"/>
                 <w:sz w:val="20"/>
               </w:rPr>
-              <w:t>Predicted traffic volume &lt;= 56.23</w:t>
+              <w:t>Predicted traffic volume &lt;= 103.20</w:t>
             </w:r>
           </w:p>
         </w:tc>
@@ -3814,7 +4053,7 @@
                 <w:i w:val="0"/>
                 <w:sz w:val="20"/>
               </w:rPr>
-              <w:t>56.23 &lt; predicted traffic volume &lt;= 98.32</w:t>
+              <w:t>103.20 &lt; predicted traffic volume &lt;= 146.95</w:t>
             </w:r>
           </w:p>
         </w:tc>
@@ -3856,7 +4095,7 @@
                 <w:i w:val="0"/>
                 <w:sz w:val="20"/>
               </w:rPr>
-              <w:t>Predicted traffic volume &gt; 98.32</w:t>
+              <w:t>Predicted traffic volume &gt; 146.95</w:t>
             </w:r>
           </w:p>
         </w:tc>
@@ -3865,18 +4104,40 @@
     <w:p/>
     <w:p>
       <w:pPr>
-        <w:spacing w:line="480" w:lineRule="auto" w:after="0"/>
-        <w:ind w:firstLine="720"/>
-        <w:jc w:val="both"/>
+        <w:pStyle w:val="Caption"/>
+        <w:ind w:firstLine="0"/>
+        <w:jc w:val="left"/>
       </w:pPr>
       <w:r>
         <w:rPr>
           <w:rFonts w:ascii="Times New Roman" w:hAnsi="Times New Roman"/>
           <w:b w:val="0"/>
-          <w:i w:val="0"/>
-          <w:sz w:val="24"/>
+          <w:i/>
+          <w:sz w:val="22"/>
         </w:rPr>
-        <w:t>Table 4: Congestion thresholds derived from predicted traffic volume.</w:t>
+        <w:t xml:space="preserve">Table </w:t>
+      </w:r>
+      <w:r>
+        <w:rPr>
+          <w:rFonts w:ascii="Times New Roman" w:hAnsi="Times New Roman"/>
+          <w:b w:val="0"/>
+          <w:i/>
+          <w:sz w:val="22"/>
+        </w:rPr>
+        <w:fldChar w:fldCharType="begin"/>
+        <w:instrText xml:space="preserve"> SEQ Table \* ARABIC </w:instrText>
+        <w:fldChar w:fldCharType="separate"/>
+        <w:t>4</w:t>
+        <w:fldChar w:fldCharType="end"/>
+      </w:r>
+      <w:r>
+        <w:rPr>
+          <w:rFonts w:ascii="Times New Roman" w:hAnsi="Times New Roman"/>
+          <w:b w:val="0"/>
+          <w:i/>
+          <w:sz w:val="22"/>
+        </w:rPr>
+        <w:t>: Congestion thresholds derived from predicted traffic volume.</w:t>
       </w:r>
     </w:p>
     <w:p>
@@ -3897,59 +4158,6 @@
     </w:p>
     <w:p>
       <w:pPr>
-        <w:jc w:val="center"/>
-      </w:pPr>
-      <w:r>
-        <w:drawing>
-          <wp:inline xmlns:a="http://schemas.openxmlformats.org/drawingml/2006/main" xmlns:pic="http://schemas.openxmlformats.org/drawingml/2006/picture">
-            <wp:extent cx="5394960" cy="6234425"/>
-            <wp:docPr id="2" name="Picture 2"/>
-            <wp:cNvGraphicFramePr>
-              <a:graphicFrameLocks noChangeAspect="1"/>
-            </wp:cNvGraphicFramePr>
-            <a:graphic>
-              <a:graphicData uri="http://schemas.openxmlformats.org/drawingml/2006/picture">
-                <pic:pic>
-                  <pic:nvPicPr>
-                    <pic:cNvPr id="0" name="prediction_output.png"/>
-                    <pic:cNvPicPr/>
-                  </pic:nvPicPr>
-                  <pic:blipFill>
-                    <a:blip r:embed="rId11"/>
-                    <a:stretch>
-                      <a:fillRect/>
-                    </a:stretch>
-                  </pic:blipFill>
-                  <pic:spPr>
-                    <a:xfrm>
-                      <a:off x="0" y="0"/>
-                      <a:ext cx="5394960" cy="6234425"/>
-                    </a:xfrm>
-                    <a:prstGeom prst="rect"/>
-                  </pic:spPr>
-                </pic:pic>
-              </a:graphicData>
-            </a:graphic>
-          </wp:inline>
-        </w:drawing>
-      </w:r>
-    </w:p>
-    <w:p>
-      <w:pPr>
-        <w:jc w:val="center"/>
-      </w:pPr>
-      <w:r>
-        <w:rPr>
-          <w:rFonts w:ascii="Times New Roman" w:hAnsi="Times New Roman"/>
-          <w:b w:val="0"/>
-          <w:i/>
-          <w:sz w:val="22"/>
-        </w:rPr>
-        <w:t>Figure 7: Prediction output view showing the regression result and derived congestion band.</w:t>
-      </w:r>
-    </w:p>
-    <w:p>
-      <w:pPr>
         <w:spacing w:line="480" w:lineRule="auto" w:after="0"/>
         <w:ind w:firstLine="720"/>
         <w:jc w:val="both"/>
@@ -3961,25 +4169,54 @@
           <w:i w:val="0"/>
           <w:sz w:val="24"/>
         </w:rPr>
-        <w:t>Figure 7 is important from an evaluation perspective because it shows how a continuous regression output is converted into an interpretable decision-support message. The screen presents the predicted traffic volume together with the derived congestion band and explanatory cues, thereby illustrating the practical value of the post-prediction classification strategy adopted in this study. In the current implementation, the frontend can also fall back to a built-in demonstration mode when live services are unavailable, which improves reliability during presentation and testing.</w:t>
+        <w:t>At the service boundary, the prediction API is intentionally compact. The code excerpt below shows the endpoint responsible for receiving validated input and returning the structured regression response.</w:t>
       </w:r>
     </w:p>
     <w:p>
       <w:pPr>
-        <w:spacing w:line="480" w:lineRule="auto" w:after="0"/>
-        <w:ind w:firstLine="720"/>
-        <w:jc w:val="both"/>
+        <w:spacing w:before="80" w:after="0"/>
+        <w:jc w:val="left"/>
       </w:pPr>
       <w:r>
         <w:rPr>
           <w:rFonts w:ascii="Times New Roman" w:hAnsi="Times New Roman"/>
-          <w:b w:val="0"/>
+          <w:b/>
           <w:i w:val="0"/>
-          <w:sz w:val="24"/>
+          <w:sz w:val="22"/>
         </w:rPr>
-        <w:t>The what-if simulation workflow is strengthened by a comparison state that preserves the previous prediction and places it beside the current one. This makes the frontend useful for analytical experimentation because the effect of changing time, weather, or location can be seen immediately without forcing the user to remember earlier results mentally.</w:t>
+        <w:t>Code Snippet 4: FastAPI prediction endpoint for the ML service.</w:t>
       </w:r>
     </w:p>
+    <w:p>
+      <w:pPr>
+        <w:spacing w:line="240" w:lineRule="auto" w:after="0"/>
+        <w:ind w:firstLine="0" w:left="432" w:right="432"/>
+        <w:jc w:val="left"/>
+        <w:shd w:fill="F3F3F3"/>
+      </w:pPr>
+      <w:r>
+        <w:rPr>
+          <w:rFonts w:ascii="Courier New" w:hAnsi="Courier New"/>
+          <w:sz w:val="18"/>
+        </w:rPr>
+        <w:t>@app.post("/predict", response_model=PredictionResponse)</w:t>
+        <w:br/>
+        <w:t>def predict(payload: PredictionInput) -&gt; dict:</w:t>
+        <w:br/>
+        <w:t xml:space="preserve">    try:</w:t>
+        <w:br/>
+        <w:t xml:space="preserve">        return predictor_service.predict(payload)</w:t>
+        <w:br/>
+        <w:t xml:space="preserve">    except FileNotFoundError as exc:</w:t>
+        <w:br/>
+        <w:t xml:space="preserve">        raise HTTPException(status_code=503, detail=str(exc)) from exc</w:t>
+        <w:br/>
+        <w:t xml:space="preserve">    except ValueError as exc:</w:t>
+        <w:br/>
+        <w:t xml:space="preserve">        raise HTTPException(status_code=400, detail=str(exc)) from exc</w:t>
+      </w:r>
+    </w:p>
+    <w:p/>
     <w:p>
       <w:pPr>
         <w:jc w:val="center"/>
@@ -3996,7 +4233,7 @@
               <a:graphicData uri="http://schemas.openxmlformats.org/drawingml/2006/picture">
                 <pic:pic>
                   <pic:nvPicPr>
-                    <pic:cNvPr id="0" name="comparison_state.png"/>
+                    <pic:cNvPr id="0" name="prediction_output.png"/>
                     <pic:cNvPicPr/>
                   </pic:nvPicPr>
                   <pic:blipFill>
@@ -4021,6 +4258,8 @@
     </w:p>
     <w:p>
       <w:pPr>
+        <w:pStyle w:val="Caption"/>
+        <w:ind w:firstLine="0"/>
         <w:jc w:val="center"/>
       </w:pPr>
       <w:r>
@@ -4030,7 +4269,29 @@
           <w:i/>
           <w:sz w:val="22"/>
         </w:rPr>
-        <w:t>Figure 8: Scenario comparison view showing what-if simulation results.</w:t>
+        <w:t xml:space="preserve">Figure </w:t>
+      </w:r>
+      <w:r>
+        <w:rPr>
+          <w:rFonts w:ascii="Times New Roman" w:hAnsi="Times New Roman"/>
+          <w:b w:val="0"/>
+          <w:i/>
+          <w:sz w:val="22"/>
+        </w:rPr>
+        <w:fldChar w:fldCharType="begin"/>
+        <w:instrText xml:space="preserve"> SEQ Figure \* ARABIC </w:instrText>
+        <w:fldChar w:fldCharType="separate"/>
+        <w:t>7</w:t>
+        <w:fldChar w:fldCharType="end"/>
+      </w:r>
+      <w:r>
+        <w:rPr>
+          <w:rFonts w:ascii="Times New Roman" w:hAnsi="Times New Roman"/>
+          <w:b w:val="0"/>
+          <w:i/>
+          <w:sz w:val="22"/>
+        </w:rPr>
+        <w:t>: Prediction output view showing the regression result and derived congestion band.</w:t>
       </w:r>
     </w:p>
     <w:p>
@@ -4046,7 +4307,7 @@
           <w:i w:val="0"/>
           <w:sz w:val="24"/>
         </w:rPr>
-        <w:t>Figure 8 demonstrates the analytical role of the what-if simulation component. By displaying two scenarios side by side, the interface supports comparative reasoning about how changes in explanatory variables alter predicted traffic conditions, which is consistent with the project's decision-support objective and strengthens the usefulness of the system for exploratory transport analysis.</w:t>
+        <w:t>Figure 7 is important from an evaluation perspective because it shows how a continuous regression output is converted into an interpretable decision-support message. The screen presents the predicted traffic volume together with the derived congestion band and explanatory cues, thereby illustrating the practical value of the post-prediction classification strategy adopted in this study. In the current implementation, the frontend can also fall back to a built-in demonstration mode when live services are unavailable, which improves reliability during presentation and testing.</w:t>
       </w:r>
     </w:p>
     <w:p>
@@ -4062,406 +4323,7 @@
           <w:i w:val="0"/>
           <w:sz w:val="24"/>
         </w:rPr>
-        <w:t>Beyond the model error metrics, the broader analytical summary of the dataset also supports the plausibility of the fitted model. The synthetic records are distributed across a wide set of traffic contexts, and the class breakdown implied by the original congestion labels is close to balanced. This matters because it reduces the risk that the regression system is merely overfitting one narrow congestion regime. It also means that the threshold-based mapping from traffic volume to Low, Medium, and High can be interpreted as a reasonably broad summary of the modeled traffic environment rather than a one-sided partition.</w:t>
-      </w:r>
-    </w:p>
-    <w:p>
-      <w:pPr>
-        <w:spacing w:line="480" w:lineRule="auto" w:before="160" w:after="0"/>
-        <w:jc w:val="left"/>
-      </w:pPr>
-      <w:r>
-        <w:rPr>
-          <w:rFonts w:ascii="Times New Roman" w:hAnsi="Times New Roman"/>
-          <w:b/>
-          <w:i w:val="0"/>
-          <w:sz w:val="24"/>
-        </w:rPr>
-        <w:t>4.4 Model Interpretation and Analysis of Results</w:t>
-      </w:r>
-    </w:p>
-    <w:p>
-      <w:pPr>
-        <w:spacing w:line="480" w:lineRule="auto" w:after="0"/>
-        <w:ind w:firstLine="720"/>
-        <w:jc w:val="both"/>
-      </w:pPr>
-      <w:r>
-        <w:rPr>
-          <w:rFonts w:ascii="Times New Roman" w:hAnsi="Times New Roman"/>
-          <w:b w:val="0"/>
-          <w:i w:val="0"/>
-          <w:sz w:val="24"/>
-        </w:rPr>
-        <w:t>Model interpretation in this study focuses on explaining how the selected Random Forest Regressor reaches useful predictions and how those predictions are translated into decision support outputs. The interpretation layer now includes permutation feature importance, partial dependence plots, LIME local explanation, and SHAP contribution analysis. Together, these methods provide both global and local perspectives on model behavior.</w:t>
-      </w:r>
-    </w:p>
-    <w:p>
-      <w:pPr>
-        <w:spacing w:line="480" w:lineRule="auto" w:after="0"/>
-        <w:ind w:firstLine="720"/>
-        <w:jc w:val="both"/>
-      </w:pPr>
-      <w:r>
-        <w:rPr>
-          <w:rFonts w:ascii="Times New Roman" w:hAnsi="Times New Roman"/>
-          <w:b w:val="0"/>
-          <w:i w:val="0"/>
-          <w:sz w:val="24"/>
-        </w:rPr>
-        <w:t>Feature importance provides a global ranking of which variables matter most to predictive performance. In the current model, the strongest factors are hour, location, and is_weekend, which suggests that temporal rhythm and place-specific context dominate the model's traffic volume estimates. Partial dependence plots are used to examine the average marginal effect of a selected feature while holding the other features in their observed distribution. This is helpful for identifying whether the model responds smoothly or nonlinearly to variables such as hour or day_of_week.</w:t>
-      </w:r>
-    </w:p>
-    <w:p>
-      <w:pPr>
-        <w:spacing w:line="480" w:lineRule="auto" w:after="0"/>
-        <w:ind w:firstLine="720"/>
-        <w:jc w:val="both"/>
-      </w:pPr>
-      <w:r>
-        <w:rPr>
-          <w:rFonts w:ascii="Times New Roman" w:hAnsi="Times New Roman"/>
-          <w:b w:val="0"/>
-          <w:i w:val="0"/>
-          <w:sz w:val="24"/>
-        </w:rPr>
-        <w:t>The permutation feature importance profile is especially informative because it is model-agnostic and measures how prediction quality changes when a feature is randomly disrupted. In this project, the very large importance assigned to hour confirms that traffic intensity in the synthetic Lokoja data is highly time-dependent. Location is the next major signal, which aligns with the dataset's spatial structure and with the observation that some zones accumulate far more High-congestion cases than others. Weekend status and day of week also contribute meaningfully, indicating that the model is not using time-of-day alone but is learning a broader weekly traffic rhythm.</w:t>
-      </w:r>
-    </w:p>
-    <w:p>
-      <w:pPr>
-        <w:spacing w:line="480" w:lineRule="auto" w:after="0"/>
-        <w:ind w:firstLine="720"/>
-        <w:jc w:val="both"/>
-      </w:pPr>
-      <w:r>
-        <w:rPr>
-          <w:rFonts w:ascii="Times New Roman" w:hAnsi="Times New Roman"/>
-          <w:b w:val="0"/>
-          <w:i w:val="0"/>
-          <w:sz w:val="24"/>
-        </w:rPr>
-        <w:t>It is also useful to interpret the lower-ranked variables carefully. Features such as near_commercial_hub, road_type, vehicle_mix, and road_condition appear with much smaller permutation scores, while a few values are slightly negative. In model-interpretation terms, a near-zero or slightly negative permutation score does not automatically mean that the feature is useless in all circumstances; rather, it suggests that within the current fitted model and synthetic data generation process, the feature contributes little additional predictive signal beyond what stronger features already explain. This is an important distinction in an academic report because it avoids overstating weak variables as irrelevant when they may still matter under a richer real-world dataset.</w:t>
-      </w:r>
-    </w:p>
-    <w:p>
-      <w:pPr>
-        <w:spacing w:line="480" w:lineRule="auto" w:after="0"/>
-        <w:ind w:firstLine="720"/>
-        <w:jc w:val="both"/>
-      </w:pPr>
-      <w:r>
-        <w:rPr>
-          <w:rFonts w:ascii="Times New Roman" w:hAnsi="Times New Roman"/>
-          <w:b w:val="0"/>
-          <w:i w:val="0"/>
-          <w:sz w:val="24"/>
-        </w:rPr>
-        <w:t>The top ranked features from the current permutation importance analysis are hour, location, is_weekend, day_of_week, weather.</w:t>
-      </w:r>
-    </w:p>
-    <w:p>
-      <w:pPr>
-        <w:spacing w:line="480" w:lineRule="auto" w:after="0"/>
-        <w:ind w:firstLine="720"/>
-        <w:jc w:val="both"/>
-      </w:pPr>
-      <w:r>
-        <w:rPr>
-          <w:rFonts w:ascii="Times New Roman" w:hAnsi="Times New Roman"/>
-          <w:b w:val="0"/>
-          <w:i w:val="0"/>
-          <w:sz w:val="24"/>
-        </w:rPr>
-        <w:t>The current partial dependence analysis indicates the following:</w:t>
-      </w:r>
-    </w:p>
-    <w:p>
-      <w:pPr>
-        <w:spacing w:line="480" w:lineRule="auto" w:after="0"/>
-        <w:ind w:firstLine="720"/>
-        <w:jc w:val="both"/>
-      </w:pPr>
-      <w:r>
-        <w:rPr>
-          <w:rFonts w:ascii="Times New Roman" w:hAnsi="Times New Roman"/>
-          <w:b w:val="0"/>
-          <w:i w:val="0"/>
-          <w:sz w:val="24"/>
-        </w:rPr>
-        <w:t>Partial dependence was generated for hour to show its average marginal effect on predicted traffic volume.</w:t>
-      </w:r>
-    </w:p>
-    <w:p>
-      <w:pPr>
-        <w:spacing w:line="480" w:lineRule="auto" w:after="0"/>
-        <w:ind w:firstLine="720"/>
-        <w:jc w:val="both"/>
-      </w:pPr>
-      <w:r>
-        <w:rPr>
-          <w:rFonts w:ascii="Times New Roman" w:hAnsi="Times New Roman"/>
-          <w:b w:val="0"/>
-          <w:i w:val="0"/>
-          <w:sz w:val="24"/>
-        </w:rPr>
-        <w:t>Partial dependence was generated for day_of_week to show its average marginal effect on predicted traffic volume.</w:t>
-      </w:r>
-    </w:p>
-    <w:p>
-      <w:pPr>
-        <w:spacing w:line="480" w:lineRule="auto" w:after="0"/>
-        <w:ind w:firstLine="720"/>
-        <w:jc w:val="both"/>
-      </w:pPr>
-      <w:r>
-        <w:rPr>
-          <w:rFonts w:ascii="Times New Roman" w:hAnsi="Times New Roman"/>
-          <w:b w:val="0"/>
-          <w:i w:val="0"/>
-          <w:sz w:val="24"/>
-        </w:rPr>
-        <w:t>The partial dependence plots deepen this interpretation by showing the average directional effect of specific predictors on traffic-volume output. For hour, the plot helps reveal how predicted traffic changes as the day moves from low-activity overnight periods into active commuting and market periods. For day_of_week, the plot provides evidence about how traffic volume shifts across the weekly cycle. Because random forests can model nonlinear interactions, partial dependence is valuable here: it makes the model less of a black box by showing whether the fitted response behaves in a plausible transport-oriented pattern rather than in a purely arbitrary way.</w:t>
-      </w:r>
-    </w:p>
-    <w:p>
-      <w:pPr>
-        <w:spacing w:line="480" w:lineRule="auto" w:after="0"/>
-        <w:ind w:firstLine="720"/>
-        <w:jc w:val="both"/>
-      </w:pPr>
-      <w:r>
-        <w:rPr>
-          <w:rFonts w:ascii="Times New Roman" w:hAnsi="Times New Roman"/>
-          <w:b w:val="0"/>
-          <w:i w:val="0"/>
-          <w:sz w:val="24"/>
-        </w:rPr>
-        <w:t>LIME is used as a local explanation technique for one prediction instance. It approximates the model locally with an interpretable surrogate and shows which input values push the predicted traffic volume upward or downward for that specific case. SHAP is also used to quantify additive feature contributions. Unlike a simple ranking, SHAP helps show the magnitude of each feature's contribution and supports a more principled explanation of why the model output changes across samples.</w:t>
-      </w:r>
-    </w:p>
-    <w:p>
-      <w:pPr>
-        <w:spacing w:line="480" w:lineRule="auto" w:after="0"/>
-        <w:ind w:firstLine="720"/>
-        <w:jc w:val="both"/>
-      </w:pPr>
-      <w:r>
-        <w:rPr>
-          <w:rFonts w:ascii="Times New Roman" w:hAnsi="Times New Roman"/>
-          <w:b w:val="0"/>
-          <w:i w:val="0"/>
-          <w:sz w:val="24"/>
-        </w:rPr>
-        <w:t>LIME and SHAP serve complementary roles in the interpretation workflow. LIME is useful when the analyst wants to explain one prediction to a human decision-maker in practical terms. For example, it can show that a particular combination of hour, location, and weekday status pushes a single forecast upward. SHAP, on the other hand, is stronger for consistent additive attribution across many observations because it expresses each feature's contribution in relation to a baseline expectation. In this project, SHAP is especially valuable because it supports a bridge between technical model behavior and the narrative explanations shown to end users.</w:t>
-      </w:r>
-    </w:p>
-    <w:p>
-      <w:pPr>
-        <w:spacing w:line="480" w:lineRule="auto" w:after="0"/>
-        <w:ind w:firstLine="720"/>
-        <w:jc w:val="both"/>
-      </w:pPr>
-      <w:r>
-        <w:rPr>
-          <w:rFonts w:ascii="Times New Roman" w:hAnsi="Times New Roman"/>
-          <w:b w:val="0"/>
-          <w:i w:val="0"/>
-          <w:sz w:val="24"/>
-        </w:rPr>
-        <w:t>For the current sample explanation, LIME identified these notable local contributions:</w:t>
-      </w:r>
-    </w:p>
-    <w:p>
-      <w:pPr>
-        <w:spacing w:line="480" w:lineRule="auto" w:after="0"/>
-        <w:ind w:firstLine="720"/>
-        <w:jc w:val="both"/>
-      </w:pPr>
-      <w:r>
-        <w:rPr>
-          <w:rFonts w:ascii="Times New Roman" w:hAnsi="Times New Roman"/>
-          <w:b w:val="0"/>
-          <w:i w:val="0"/>
-          <w:sz w:val="24"/>
-        </w:rPr>
-        <w:t>hour &lt;= 5.00: -68.468</w:t>
-      </w:r>
-    </w:p>
-    <w:p>
-      <w:pPr>
-        <w:spacing w:line="480" w:lineRule="auto" w:after="0"/>
-        <w:ind w:firstLine="720"/>
-        <w:jc w:val="both"/>
-      </w:pPr>
-      <w:r>
-        <w:rPr>
-          <w:rFonts w:ascii="Times New Roman" w:hAnsi="Times New Roman"/>
-          <w:b w:val="0"/>
-          <w:i w:val="0"/>
-          <w:sz w:val="24"/>
-        </w:rPr>
-        <w:t>location=Kabba_Junction: 19.794</w:t>
-      </w:r>
-    </w:p>
-    <w:p>
-      <w:pPr>
-        <w:spacing w:line="480" w:lineRule="auto" w:after="0"/>
-        <w:ind w:firstLine="720"/>
-        <w:jc w:val="both"/>
-      </w:pPr>
-      <w:r>
-        <w:rPr>
-          <w:rFonts w:ascii="Times New Roman" w:hAnsi="Times New Roman"/>
-          <w:b w:val="0"/>
-          <w:i w:val="0"/>
-          <w:sz w:val="24"/>
-        </w:rPr>
-        <w:t>is_weekend &lt;= 0.00: 13.424</w:t>
-      </w:r>
-    </w:p>
-    <w:p>
-      <w:pPr>
-        <w:spacing w:line="480" w:lineRule="auto" w:after="0"/>
-        <w:ind w:firstLine="720"/>
-        <w:jc w:val="both"/>
-      </w:pPr>
-      <w:r>
-        <w:rPr>
-          <w:rFonts w:ascii="Times New Roman" w:hAnsi="Times New Roman"/>
-          <w:b w:val="0"/>
-          <w:i w:val="0"/>
-          <w:sz w:val="24"/>
-        </w:rPr>
-        <w:t>weather=Clear: -5.377</w:t>
-      </w:r>
-    </w:p>
-    <w:p>
-      <w:pPr>
-        <w:spacing w:line="480" w:lineRule="auto" w:after="0"/>
-        <w:ind w:firstLine="720"/>
-        <w:jc w:val="both"/>
-      </w:pPr>
-      <w:r>
-        <w:rPr>
-          <w:rFonts w:ascii="Times New Roman" w:hAnsi="Times New Roman"/>
-          <w:b w:val="0"/>
-          <w:i w:val="0"/>
-          <w:sz w:val="24"/>
-        </w:rPr>
-        <w:t>The current SHAP summary also reinforces the global interpretation pattern, with the highest mean absolute contributions coming from:</w:t>
-      </w:r>
-    </w:p>
-    <w:p>
-      <w:pPr>
-        <w:spacing w:line="480" w:lineRule="auto" w:after="0"/>
-        <w:ind w:firstLine="720"/>
-        <w:jc w:val="both"/>
-      </w:pPr>
-      <w:r>
-        <w:rPr>
-          <w:rFonts w:ascii="Times New Roman" w:hAnsi="Times New Roman"/>
-          <w:b w:val="0"/>
-          <w:i w:val="0"/>
-          <w:sz w:val="24"/>
-        </w:rPr>
-        <w:t>hour: 34.669</w:t>
-      </w:r>
-    </w:p>
-    <w:p>
-      <w:pPr>
-        <w:spacing w:line="480" w:lineRule="auto" w:after="0"/>
-        <w:ind w:firstLine="720"/>
-        <w:jc w:val="both"/>
-      </w:pPr>
-      <w:r>
-        <w:rPr>
-          <w:rFonts w:ascii="Times New Roman" w:hAnsi="Times New Roman"/>
-          <w:b w:val="0"/>
-          <w:i w:val="0"/>
-          <w:sz w:val="24"/>
-        </w:rPr>
-        <w:t>location: 11.839</w:t>
-      </w:r>
-    </w:p>
-    <w:p>
-      <w:pPr>
-        <w:spacing w:line="480" w:lineRule="auto" w:after="0"/>
-        <w:ind w:firstLine="720"/>
-        <w:jc w:val="both"/>
-      </w:pPr>
-      <w:r>
-        <w:rPr>
-          <w:rFonts w:ascii="Times New Roman" w:hAnsi="Times New Roman"/>
-          <w:b w:val="0"/>
-          <w:i w:val="0"/>
-          <w:sz w:val="24"/>
-        </w:rPr>
-        <w:t>is_weekend: 5.811</w:t>
-      </w:r>
-    </w:p>
-    <w:p>
-      <w:pPr>
-        <w:spacing w:line="480" w:lineRule="auto" w:after="0"/>
-        <w:ind w:firstLine="720"/>
-        <w:jc w:val="both"/>
-      </w:pPr>
-      <w:r>
-        <w:rPr>
-          <w:rFonts w:ascii="Times New Roman" w:hAnsi="Times New Roman"/>
-          <w:b w:val="0"/>
-          <w:i w:val="0"/>
-          <w:sz w:val="24"/>
-        </w:rPr>
-        <w:t>day_of_week: 2.720</w:t>
-      </w:r>
-    </w:p>
-    <w:p>
-      <w:pPr>
-        <w:spacing w:line="480" w:lineRule="auto" w:after="0"/>
-        <w:ind w:firstLine="720"/>
-        <w:jc w:val="both"/>
-      </w:pPr>
-      <w:r>
-        <w:rPr>
-          <w:rFonts w:ascii="Times New Roman" w:hAnsi="Times New Roman"/>
-          <w:b w:val="0"/>
-          <w:i w:val="0"/>
-          <w:sz w:val="24"/>
-        </w:rPr>
-        <w:t>The SHAP summary is broadly consistent with the permutation ranking: hour remains the most influential feature, followed by location and weekend-related timing variables. This cross-method consistency is analytically important because it suggests that the interpretation findings are not artifacts of only one explanation technique. When multiple interpretation methods point to the same dominant variables, the report can discuss those variables with greater confidence, while still acknowledging that the dataset is synthetic and that the conclusions are therefore provisional.</w:t>
-      </w:r>
-    </w:p>
-    <w:p>
-      <w:pPr>
-        <w:spacing w:line="480" w:lineRule="auto" w:after="0"/>
-        <w:ind w:firstLine="720"/>
-        <w:jc w:val="both"/>
-      </w:pPr>
-      <w:r>
-        <w:rPr>
-          <w:rFonts w:ascii="Times New Roman" w:hAnsi="Times New Roman"/>
-          <w:b w:val="0"/>
-          <w:i w:val="0"/>
-          <w:sz w:val="24"/>
-        </w:rPr>
-        <w:t>Another important layer of interpretation in this project is the post-prediction transformation from traffic volume to congestion class. This step is not merely a cosmetic relabeling. It is the decision-support bridge that converts a continuous regression output into a form that commuters and non-technical stakeholders can understand quickly. The thresholds 56.23 and 98.32 partition the predicted values into low, medium, and high traffic states. In academic terms, this creates a two-stage reasoning chain: first the model estimates a quantitative transport intensity, and then the system maps that estimate into a qualitative risk band. This architecture is stronger than directly predicting labels because it preserves quantitative information for analysis while still supporting simple user communication.</w:t>
-      </w:r>
-    </w:p>
-    <w:p>
-      <w:pPr>
-        <w:spacing w:line="480" w:lineRule="auto" w:after="0"/>
-        <w:ind w:firstLine="720"/>
-        <w:jc w:val="both"/>
-      </w:pPr>
-      <w:r>
-        <w:rPr>
-          <w:rFonts w:ascii="Times New Roman" w:hAnsi="Times New Roman"/>
-          <w:b w:val="0"/>
-          <w:i w:val="0"/>
-          <w:sz w:val="24"/>
-        </w:rPr>
-        <w:t>The frontend analytics section complements these technical interpretation methods by presenting a more digestible visual summary of model behavior. In practical use, this helps bridge advanced interpretation outputs such as SHAP and permutation importance with the simpler charts and scorecards that a student, supervisor, or non-technical stakeholder can understand quickly during system demonstration.</w:t>
+        <w:t>The what-if simulation workflow is strengthened by a comparison state that preserves the previous prediction and places it beside the current one. This makes the frontend useful for analytical experimentation because the effect of changing time, weather, or location can be seen immediately without forcing the user to remember earlier results mentally.</w:t>
       </w:r>
     </w:p>
     <w:p>
@@ -4480,7 +4342,7 @@
               <a:graphicData uri="http://schemas.openxmlformats.org/drawingml/2006/picture">
                 <pic:pic>
                   <pic:nvPicPr>
-                    <pic:cNvPr id="0" name="analytics_section.png"/>
+                    <pic:cNvPr id="0" name="comparison_state.png"/>
                     <pic:cNvPicPr/>
                   </pic:nvPicPr>
                   <pic:blipFill>
@@ -4505,6 +4367,8 @@
     </w:p>
     <w:p>
       <w:pPr>
+        <w:pStyle w:val="Caption"/>
+        <w:ind w:firstLine="0"/>
         <w:jc w:val="center"/>
       </w:pPr>
       <w:r>
@@ -4514,7 +4378,570 @@
           <w:i/>
           <w:sz w:val="22"/>
         </w:rPr>
-        <w:t>Figure 9: Analytics section of the frontend showing model insight visualization.</w:t>
+        <w:t xml:space="preserve">Figure </w:t>
+      </w:r>
+      <w:r>
+        <w:rPr>
+          <w:rFonts w:ascii="Times New Roman" w:hAnsi="Times New Roman"/>
+          <w:b w:val="0"/>
+          <w:i/>
+          <w:sz w:val="22"/>
+        </w:rPr>
+        <w:fldChar w:fldCharType="begin"/>
+        <w:instrText xml:space="preserve"> SEQ Figure \* ARABIC </w:instrText>
+        <w:fldChar w:fldCharType="separate"/>
+        <w:t>8</w:t>
+        <w:fldChar w:fldCharType="end"/>
+      </w:r>
+      <w:r>
+        <w:rPr>
+          <w:rFonts w:ascii="Times New Roman" w:hAnsi="Times New Roman"/>
+          <w:b w:val="0"/>
+          <w:i/>
+          <w:sz w:val="22"/>
+        </w:rPr>
+        <w:t>: Scenario comparison view showing what-if simulation results.</w:t>
+      </w:r>
+    </w:p>
+    <w:p>
+      <w:pPr>
+        <w:spacing w:line="480" w:lineRule="auto" w:after="0"/>
+        <w:ind w:firstLine="720"/>
+        <w:jc w:val="both"/>
+      </w:pPr>
+      <w:r>
+        <w:rPr>
+          <w:rFonts w:ascii="Times New Roman" w:hAnsi="Times New Roman"/>
+          <w:b w:val="0"/>
+          <w:i w:val="0"/>
+          <w:sz w:val="24"/>
+        </w:rPr>
+        <w:t>Figure 8 demonstrates the analytical role of the what-if simulation component. By displaying two scenarios side by side, the interface supports comparative reasoning about how changes in explanatory variables alter predicted traffic conditions, which is consistent with the project's decision-support objective and strengthens the usefulness of the system for exploratory transport analysis.</w:t>
+      </w:r>
+    </w:p>
+    <w:p>
+      <w:pPr>
+        <w:spacing w:line="480" w:lineRule="auto" w:after="0"/>
+        <w:ind w:firstLine="720"/>
+        <w:jc w:val="both"/>
+      </w:pPr>
+      <w:r>
+        <w:rPr>
+          <w:rFonts w:ascii="Times New Roman" w:hAnsi="Times New Roman"/>
+          <w:b w:val="0"/>
+          <w:i w:val="0"/>
+          <w:sz w:val="24"/>
+        </w:rPr>
+        <w:t>Beyond the model error metrics, the broader analytical summary of the dataset also supports the plausibility of the fitted model. The synthetic records are distributed across a wide set of traffic contexts, and the class breakdown implied by the original congestion labels is close to balanced. This matters because it reduces the risk that the regression system is merely overfitting one narrow congestion regime. It also means that the threshold-based mapping from traffic volume to Low, Medium, and High can be interpreted as a reasonably broad summary of the modeled traffic environment rather than a one-sided partition.</w:t>
+      </w:r>
+    </w:p>
+    <w:p>
+      <w:pPr>
+        <w:pStyle w:val="Heading2"/>
+        <w:spacing w:line="480" w:lineRule="auto" w:before="160" w:after="0"/>
+        <w:jc w:val="left"/>
+      </w:pPr>
+      <w:r>
+        <w:rPr>
+          <w:rFonts w:ascii="Times New Roman" w:hAnsi="Times New Roman"/>
+          <w:b/>
+          <w:i w:val="0"/>
+          <w:sz w:val="24"/>
+        </w:rPr>
+        <w:t>4.4 Model Interpretation and Analysis of Results</w:t>
+      </w:r>
+    </w:p>
+    <w:p>
+      <w:pPr>
+        <w:spacing w:line="480" w:lineRule="auto" w:after="0"/>
+        <w:ind w:firstLine="720"/>
+        <w:jc w:val="both"/>
+      </w:pPr>
+      <w:r>
+        <w:rPr>
+          <w:rFonts w:ascii="Times New Roman" w:hAnsi="Times New Roman"/>
+          <w:b w:val="0"/>
+          <w:i w:val="0"/>
+          <w:sz w:val="24"/>
+        </w:rPr>
+        <w:t>Model interpretation in this study focuses on explaining how the selected Random Forest Regressor reaches useful predictions and how those predictions are translated into decision support outputs. The interpretation layer now includes permutation feature importance, partial dependence plots, LIME local explanation, and SHAP contribution analysis. Together, these methods provide both global and local perspectives on model behavior.</w:t>
+      </w:r>
+    </w:p>
+    <w:p>
+      <w:pPr>
+        <w:spacing w:line="480" w:lineRule="auto" w:after="0"/>
+        <w:ind w:firstLine="720"/>
+        <w:jc w:val="both"/>
+      </w:pPr>
+      <w:r>
+        <w:rPr>
+          <w:rFonts w:ascii="Times New Roman" w:hAnsi="Times New Roman"/>
+          <w:b w:val="0"/>
+          <w:i w:val="0"/>
+          <w:sz w:val="24"/>
+        </w:rPr>
+        <w:t>Feature importance provides a global ranking of which variables matter most to predictive performance. In the current model, the strongest factors are hour, location, and is_weekend, which suggests that temporal rhythm and place-specific context dominate the model's traffic volume estimates. Partial dependence plots are used to examine the average marginal effect of a selected feature while holding the other features in their observed distribution. This is helpful for identifying whether the model responds smoothly or nonlinearly to variables such as hour or day_of_week.</w:t>
+      </w:r>
+    </w:p>
+    <w:p>
+      <w:pPr>
+        <w:spacing w:line="480" w:lineRule="auto" w:after="0"/>
+        <w:ind w:firstLine="720"/>
+        <w:jc w:val="both"/>
+      </w:pPr>
+      <w:r>
+        <w:rPr>
+          <w:rFonts w:ascii="Times New Roman" w:hAnsi="Times New Roman"/>
+          <w:b w:val="0"/>
+          <w:i w:val="0"/>
+          <w:sz w:val="24"/>
+        </w:rPr>
+        <w:t>The permutation feature importance profile is especially informative because it is model-agnostic and measures how prediction quality changes when a feature is randomly disrupted. In this project, the very large importance assigned to hour confirms that traffic intensity in the synthetic Lokoja data is highly time-dependent. Location is the next major signal, which aligns with the dataset's spatial structure and with the observation that some zones accumulate far more High-congestion cases than others. Weekend status and day of week also contribute meaningfully, indicating that the model is not using time-of-day alone but is learning a broader weekly traffic rhythm.</w:t>
+      </w:r>
+    </w:p>
+    <w:p>
+      <w:pPr>
+        <w:spacing w:line="480" w:lineRule="auto" w:after="0"/>
+        <w:ind w:firstLine="720"/>
+        <w:jc w:val="both"/>
+      </w:pPr>
+      <w:r>
+        <w:rPr>
+          <w:rFonts w:ascii="Times New Roman" w:hAnsi="Times New Roman"/>
+          <w:b w:val="0"/>
+          <w:i w:val="0"/>
+          <w:sz w:val="24"/>
+        </w:rPr>
+        <w:t>It is also useful to interpret the lower-ranked variables carefully. Features such as near_commercial_hub, road_type, vehicle_mix, and road_condition appear with much smaller permutation scores, while a few values are slightly negative. In model-interpretation terms, a near-zero or slightly negative permutation score does not automatically mean that the feature is useless in all circumstances; rather, it suggests that within the current fitted model and synthetic data generation process, the feature contributes little additional predictive signal beyond what stronger features already explain. This is an important distinction in an academic report because it avoids overstating weak variables as irrelevant when they may still matter under a richer real-world dataset.</w:t>
+      </w:r>
+    </w:p>
+    <w:p>
+      <w:pPr>
+        <w:spacing w:line="480" w:lineRule="auto" w:after="0"/>
+        <w:ind w:firstLine="720"/>
+        <w:jc w:val="both"/>
+      </w:pPr>
+      <w:r>
+        <w:rPr>
+          <w:rFonts w:ascii="Times New Roman" w:hAnsi="Times New Roman"/>
+          <w:b w:val="0"/>
+          <w:i w:val="0"/>
+          <w:sz w:val="24"/>
+        </w:rPr>
+        <w:t>Weather deserves especially careful interpretation because, from a practical transport perspective, one might expect rain or adverse conditions to have a much stronger impact on traffic movement. However, the current interpretation results suggest that weather is weaker than hour, location, and weekend-related timing in the fitted model. The most defensible explanation is not that weather is unimportant in real life, but that the synthetic dataset assigns stronger structural variation to temporal and spatial features than to weather. In other words, the model is faithfully learning the relative signal strengths embedded in the synthetic data generation process.</w:t>
+      </w:r>
+    </w:p>
+    <w:p>
+      <w:pPr>
+        <w:spacing w:line="480" w:lineRule="auto" w:after="0"/>
+        <w:ind w:firstLine="720"/>
+        <w:jc w:val="both"/>
+      </w:pPr>
+      <w:r>
+        <w:rPr>
+          <w:rFonts w:ascii="Times New Roman" w:hAnsi="Times New Roman"/>
+          <w:b w:val="0"/>
+          <w:i w:val="0"/>
+          <w:sz w:val="24"/>
+        </w:rPr>
+        <w:t>This point is academically important because it illustrates a limitation of synthetic data. A model trained on artificial records cannot infer a stronger weather effect than the one encoded in those records. If the synthetic generation logic applies only a modest adjustment for rain, then the learned feature importance for weather will also remain modest. The report should therefore distinguish between the behavior of the current model on the simulated dataset and the likely importance of weather under real Lokoja traffic observations, where rainfall, visibility reduction, and road-surface conditions could plausibly exert a larger influence.</w:t>
+      </w:r>
+    </w:p>
+    <w:p>
+      <w:pPr>
+        <w:spacing w:line="480" w:lineRule="auto" w:after="0"/>
+        <w:ind w:firstLine="720"/>
+        <w:jc w:val="both"/>
+      </w:pPr>
+      <w:r>
+        <w:rPr>
+          <w:rFonts w:ascii="Times New Roman" w:hAnsi="Times New Roman"/>
+          <w:b w:val="0"/>
+          <w:i w:val="0"/>
+          <w:sz w:val="24"/>
+        </w:rPr>
+        <w:t>The top ranked features from the current permutation importance analysis are hour, near_commercial_hub, road_type, weather, vehicle_mix.</w:t>
+      </w:r>
+    </w:p>
+    <w:p>
+      <w:pPr>
+        <w:spacing w:line="480" w:lineRule="auto" w:after="0"/>
+        <w:ind w:firstLine="720"/>
+        <w:jc w:val="both"/>
+      </w:pPr>
+      <w:r>
+        <w:rPr>
+          <w:rFonts w:ascii="Times New Roman" w:hAnsi="Times New Roman"/>
+          <w:b w:val="0"/>
+          <w:i w:val="0"/>
+          <w:sz w:val="24"/>
+        </w:rPr>
+        <w:t>The current partial dependence analysis indicates the following:</w:t>
+      </w:r>
+    </w:p>
+    <w:p>
+      <w:pPr>
+        <w:spacing w:line="480" w:lineRule="auto" w:after="0"/>
+        <w:ind w:firstLine="720"/>
+        <w:jc w:val="both"/>
+      </w:pPr>
+      <w:r>
+        <w:rPr>
+          <w:rFonts w:ascii="Times New Roman" w:hAnsi="Times New Roman"/>
+          <w:b w:val="0"/>
+          <w:i w:val="0"/>
+          <w:sz w:val="24"/>
+        </w:rPr>
+        <w:t>Partial dependence was generated for hour to show its average marginal effect on predicted traffic volume.</w:t>
+      </w:r>
+    </w:p>
+    <w:p>
+      <w:pPr>
+        <w:spacing w:line="480" w:lineRule="auto" w:after="0"/>
+        <w:ind w:firstLine="720"/>
+        <w:jc w:val="both"/>
+      </w:pPr>
+      <w:r>
+        <w:rPr>
+          <w:rFonts w:ascii="Times New Roman" w:hAnsi="Times New Roman"/>
+          <w:b w:val="0"/>
+          <w:i w:val="0"/>
+          <w:sz w:val="24"/>
+        </w:rPr>
+        <w:t>Partial dependence was generated for near_commercial_hub to show its average marginal effect on predicted traffic volume.</w:t>
+      </w:r>
+    </w:p>
+    <w:p>
+      <w:pPr>
+        <w:spacing w:line="480" w:lineRule="auto" w:after="0"/>
+        <w:ind w:firstLine="720"/>
+        <w:jc w:val="both"/>
+      </w:pPr>
+      <w:r>
+        <w:rPr>
+          <w:rFonts w:ascii="Times New Roman" w:hAnsi="Times New Roman"/>
+          <w:b w:val="0"/>
+          <w:i w:val="0"/>
+          <w:sz w:val="24"/>
+        </w:rPr>
+        <w:t>The partial dependence plots deepen this interpretation by showing the average directional effect of specific predictors on traffic-volume output. For hour, the plot helps reveal how predicted traffic changes as the day moves from low-activity overnight periods into active commuting and market periods. For day_of_week, the plot provides evidence about how traffic volume shifts across the weekly cycle. Because random forests can model nonlinear interactions, partial dependence is valuable here: it makes the model less of a black box by showing whether the fitted response behaves in a plausible transport-oriented pattern rather than in a purely arbitrary way.</w:t>
+      </w:r>
+    </w:p>
+    <w:p>
+      <w:pPr>
+        <w:spacing w:line="480" w:lineRule="auto" w:after="0"/>
+        <w:ind w:firstLine="720"/>
+        <w:jc w:val="both"/>
+      </w:pPr>
+      <w:r>
+        <w:rPr>
+          <w:rFonts w:ascii="Times New Roman" w:hAnsi="Times New Roman"/>
+          <w:b w:val="0"/>
+          <w:i w:val="0"/>
+          <w:sz w:val="24"/>
+        </w:rPr>
+        <w:t>LIME is used as a local explanation technique for one prediction instance. It approximates the model locally with an interpretable surrogate and shows which input values push the predicted traffic volume upward or downward for that specific case. SHAP is also used to quantify additive feature contributions. Unlike a simple ranking, SHAP helps show the magnitude of each feature's contribution and supports a more principled explanation of why the model output changes across samples.</w:t>
+      </w:r>
+    </w:p>
+    <w:p>
+      <w:pPr>
+        <w:spacing w:line="480" w:lineRule="auto" w:after="0"/>
+        <w:ind w:firstLine="720"/>
+        <w:jc w:val="both"/>
+      </w:pPr>
+      <w:r>
+        <w:rPr>
+          <w:rFonts w:ascii="Times New Roman" w:hAnsi="Times New Roman"/>
+          <w:b w:val="0"/>
+          <w:i w:val="0"/>
+          <w:sz w:val="24"/>
+        </w:rPr>
+        <w:t>LIME and SHAP serve complementary roles in the interpretation workflow. LIME is useful when the analyst wants to explain one prediction to a human decision-maker in practical terms. For example, it can show that a particular combination of hour, location, and weekday status pushes a single forecast upward. SHAP, on the other hand, is stronger for consistent additive attribution across many observations because it expresses each feature's contribution in relation to a baseline expectation. In this project, SHAP is especially valuable because it supports a bridge between technical model behavior and the narrative explanations shown to end users.</w:t>
+      </w:r>
+    </w:p>
+    <w:p>
+      <w:pPr>
+        <w:spacing w:line="480" w:lineRule="auto" w:after="0"/>
+        <w:ind w:firstLine="720"/>
+        <w:jc w:val="both"/>
+      </w:pPr>
+      <w:r>
+        <w:rPr>
+          <w:rFonts w:ascii="Times New Roman" w:hAnsi="Times New Roman"/>
+          <w:b w:val="0"/>
+          <w:i w:val="0"/>
+          <w:sz w:val="24"/>
+        </w:rPr>
+        <w:t>For the current sample explanation, LIME identified these notable local contributions:</w:t>
+      </w:r>
+    </w:p>
+    <w:p>
+      <w:pPr>
+        <w:spacing w:line="480" w:lineRule="auto" w:after="0"/>
+        <w:ind w:firstLine="720"/>
+        <w:jc w:val="both"/>
+      </w:pPr>
+      <w:r>
+        <w:rPr>
+          <w:rFonts w:ascii="Times New Roman" w:hAnsi="Times New Roman"/>
+          <w:b w:val="0"/>
+          <w:i w:val="0"/>
+          <w:sz w:val="24"/>
+        </w:rPr>
+        <w:t>14.00 &lt; hour &lt;= 18.00: 45.815</w:t>
+      </w:r>
+    </w:p>
+    <w:p>
+      <w:pPr>
+        <w:spacing w:line="480" w:lineRule="auto" w:after="0"/>
+        <w:ind w:firstLine="720"/>
+        <w:jc w:val="both"/>
+      </w:pPr>
+      <w:r>
+        <w:rPr>
+          <w:rFonts w:ascii="Times New Roman" w:hAnsi="Times New Roman"/>
+          <w:b w:val="0"/>
+          <w:i w:val="0"/>
+          <w:sz w:val="24"/>
+        </w:rPr>
+        <w:t>0.00 &lt; near_commercial_hub &lt;= 1.00: 30.008</w:t>
+      </w:r>
+    </w:p>
+    <w:p>
+      <w:pPr>
+        <w:spacing w:line="480" w:lineRule="auto" w:after="0"/>
+        <w:ind w:firstLine="720"/>
+        <w:jc w:val="both"/>
+      </w:pPr>
+      <w:r>
+        <w:rPr>
+          <w:rFonts w:ascii="Times New Roman" w:hAnsi="Times New Roman"/>
+          <w:b w:val="0"/>
+          <w:i w:val="0"/>
+          <w:sz w:val="24"/>
+        </w:rPr>
+        <w:t>weather=Clear: -20.493</w:t>
+      </w:r>
+    </w:p>
+    <w:p>
+      <w:pPr>
+        <w:spacing w:line="480" w:lineRule="auto" w:after="0"/>
+        <w:ind w:firstLine="720"/>
+        <w:jc w:val="both"/>
+      </w:pPr>
+      <w:r>
+        <w:rPr>
+          <w:rFonts w:ascii="Times New Roman" w:hAnsi="Times New Roman"/>
+          <w:b w:val="0"/>
+          <w:i w:val="0"/>
+          <w:sz w:val="24"/>
+        </w:rPr>
+        <w:t>road_type=Urban: 18.158</w:t>
+      </w:r>
+    </w:p>
+    <w:p>
+      <w:pPr>
+        <w:spacing w:line="480" w:lineRule="auto" w:after="0"/>
+        <w:ind w:firstLine="720"/>
+        <w:jc w:val="both"/>
+      </w:pPr>
+      <w:r>
+        <w:rPr>
+          <w:rFonts w:ascii="Times New Roman" w:hAnsi="Times New Roman"/>
+          <w:b w:val="0"/>
+          <w:i w:val="0"/>
+          <w:sz w:val="24"/>
+        </w:rPr>
+        <w:t>The current SHAP summary also reinforces the global interpretation pattern, with the highest mean absolute contributions coming from:</w:t>
+      </w:r>
+    </w:p>
+    <w:p>
+      <w:pPr>
+        <w:spacing w:line="480" w:lineRule="auto" w:after="0"/>
+        <w:ind w:firstLine="720"/>
+        <w:jc w:val="both"/>
+      </w:pPr>
+      <w:r>
+        <w:rPr>
+          <w:rFonts w:ascii="Times New Roman" w:hAnsi="Times New Roman"/>
+          <w:b w:val="0"/>
+          <w:i w:val="0"/>
+          <w:sz w:val="24"/>
+        </w:rPr>
+        <w:t>hour: 30.387</w:t>
+      </w:r>
+    </w:p>
+    <w:p>
+      <w:pPr>
+        <w:spacing w:line="480" w:lineRule="auto" w:after="0"/>
+        <w:ind w:firstLine="720"/>
+        <w:jc w:val="both"/>
+      </w:pPr>
+      <w:r>
+        <w:rPr>
+          <w:rFonts w:ascii="Times New Roman" w:hAnsi="Times New Roman"/>
+          <w:b w:val="0"/>
+          <w:i w:val="0"/>
+          <w:sz w:val="24"/>
+        </w:rPr>
+        <w:t>near_commercial_hub: 16.823</w:t>
+      </w:r>
+    </w:p>
+    <w:p>
+      <w:pPr>
+        <w:spacing w:line="480" w:lineRule="auto" w:after="0"/>
+        <w:ind w:firstLine="720"/>
+        <w:jc w:val="both"/>
+      </w:pPr>
+      <w:r>
+        <w:rPr>
+          <w:rFonts w:ascii="Times New Roman" w:hAnsi="Times New Roman"/>
+          <w:b w:val="0"/>
+          <w:i w:val="0"/>
+          <w:sz w:val="24"/>
+        </w:rPr>
+        <w:t>road_type: 11.697</w:t>
+      </w:r>
+    </w:p>
+    <w:p>
+      <w:pPr>
+        <w:spacing w:line="480" w:lineRule="auto" w:after="0"/>
+        <w:ind w:firstLine="720"/>
+        <w:jc w:val="both"/>
+      </w:pPr>
+      <w:r>
+        <w:rPr>
+          <w:rFonts w:ascii="Times New Roman" w:hAnsi="Times New Roman"/>
+          <w:b w:val="0"/>
+          <w:i w:val="0"/>
+          <w:sz w:val="24"/>
+        </w:rPr>
+        <w:t>weather: 8.884</w:t>
+      </w:r>
+    </w:p>
+    <w:p>
+      <w:pPr>
+        <w:spacing w:line="480" w:lineRule="auto" w:after="0"/>
+        <w:ind w:firstLine="720"/>
+        <w:jc w:val="both"/>
+      </w:pPr>
+      <w:r>
+        <w:rPr>
+          <w:rFonts w:ascii="Times New Roman" w:hAnsi="Times New Roman"/>
+          <w:b w:val="0"/>
+          <w:i w:val="0"/>
+          <w:sz w:val="24"/>
+        </w:rPr>
+        <w:t>The SHAP summary is broadly consistent with the permutation ranking: hour remains the most influential feature, followed by location and weekend-related timing variables. This cross-method consistency is analytically important because it suggests that the interpretation findings are not artifacts of only one explanation technique. When multiple interpretation methods point to the same dominant variables, the report can discuss those variables with greater confidence, while still acknowledging that the dataset is synthetic and that the conclusions are therefore provisional.</w:t>
+      </w:r>
+    </w:p>
+    <w:p>
+      <w:pPr>
+        <w:spacing w:line="480" w:lineRule="auto" w:after="0"/>
+        <w:ind w:firstLine="720"/>
+        <w:jc w:val="both"/>
+      </w:pPr>
+      <w:r>
+        <w:rPr>
+          <w:rFonts w:ascii="Times New Roman" w:hAnsi="Times New Roman"/>
+          <w:b w:val="0"/>
+          <w:i w:val="0"/>
+          <w:sz w:val="24"/>
+        </w:rPr>
+        <w:t>Another important layer of interpretation in this project is the post-prediction transformation from traffic volume to congestion class. This step is not merely a cosmetic relabeling. It is the decision-support bridge that converts a continuous regression output into a form that commuters and non-technical stakeholders can understand quickly. The thresholds 103.20 and 146.95 partition the predicted values into low, medium, and high traffic states. In academic terms, this creates a two-stage reasoning chain: first the model estimates a quantitative transport intensity, and then the system maps that estimate into a qualitative risk band. This architecture is stronger than directly predicting labels because it preserves quantitative information for analysis while still supporting simple user communication.</w:t>
+      </w:r>
+    </w:p>
+    <w:p>
+      <w:pPr>
+        <w:spacing w:line="480" w:lineRule="auto" w:after="0"/>
+        <w:ind w:firstLine="720"/>
+        <w:jc w:val="both"/>
+      </w:pPr>
+      <w:r>
+        <w:rPr>
+          <w:rFonts w:ascii="Times New Roman" w:hAnsi="Times New Roman"/>
+          <w:b w:val="0"/>
+          <w:i w:val="0"/>
+          <w:sz w:val="24"/>
+        </w:rPr>
+        <w:t>The frontend analytics section complements these technical interpretation methods by presenting a more digestible visual summary of model behavior. In practical use, this helps bridge advanced interpretation outputs such as SHAP and permutation importance with the simpler charts and scorecards that a student, supervisor, or non-technical stakeholder can understand quickly during system demonstration.</w:t>
+      </w:r>
+    </w:p>
+    <w:p>
+      <w:pPr>
+        <w:jc w:val="center"/>
+      </w:pPr>
+      <w:r>
+        <w:drawing>
+          <wp:inline xmlns:a="http://schemas.openxmlformats.org/drawingml/2006/main" xmlns:pic="http://schemas.openxmlformats.org/drawingml/2006/picture">
+            <wp:extent cx="5394960" cy="6234425"/>
+            <wp:docPr id="5" name="Picture 5"/>
+            <wp:cNvGraphicFramePr>
+              <a:graphicFrameLocks noChangeAspect="1"/>
+            </wp:cNvGraphicFramePr>
+            <a:graphic>
+              <a:graphicData uri="http://schemas.openxmlformats.org/drawingml/2006/picture">
+                <pic:pic>
+                  <pic:nvPicPr>
+                    <pic:cNvPr id="0" name="analytics_section.png"/>
+                    <pic:cNvPicPr/>
+                  </pic:nvPicPr>
+                  <pic:blipFill>
+                    <a:blip r:embed="rId14"/>
+                    <a:stretch>
+                      <a:fillRect/>
+                    </a:stretch>
+                  </pic:blipFill>
+                  <pic:spPr>
+                    <a:xfrm>
+                      <a:off x="0" y="0"/>
+                      <a:ext cx="5394960" cy="6234425"/>
+                    </a:xfrm>
+                    <a:prstGeom prst="rect"/>
+                  </pic:spPr>
+                </pic:pic>
+              </a:graphicData>
+            </a:graphic>
+          </wp:inline>
+        </w:drawing>
+      </w:r>
+    </w:p>
+    <w:p>
+      <w:pPr>
+        <w:pStyle w:val="Caption"/>
+        <w:ind w:firstLine="0"/>
+        <w:jc w:val="center"/>
+      </w:pPr>
+      <w:r>
+        <w:rPr>
+          <w:rFonts w:ascii="Times New Roman" w:hAnsi="Times New Roman"/>
+          <w:b w:val="0"/>
+          <w:i/>
+          <w:sz w:val="22"/>
+        </w:rPr>
+        <w:t xml:space="preserve">Figure </w:t>
+      </w:r>
+      <w:r>
+        <w:rPr>
+          <w:rFonts w:ascii="Times New Roman" w:hAnsi="Times New Roman"/>
+          <w:b w:val="0"/>
+          <w:i/>
+          <w:sz w:val="22"/>
+        </w:rPr>
+        <w:fldChar w:fldCharType="begin"/>
+        <w:instrText xml:space="preserve"> SEQ Figure \* ARABIC </w:instrText>
+        <w:fldChar w:fldCharType="separate"/>
+        <w:t>9</w:t>
+        <w:fldChar w:fldCharType="end"/>
+      </w:r>
+      <w:r>
+        <w:rPr>
+          <w:rFonts w:ascii="Times New Roman" w:hAnsi="Times New Roman"/>
+          <w:b w:val="0"/>
+          <w:i/>
+          <w:sz w:val="22"/>
+        </w:rPr>
+        <w:t>: Analytics section of the frontend showing model insight visualization.</w:t>
       </w:r>
     </w:p>
     <w:p>
@@ -4562,6 +4989,22 @@
           <w:i w:val="0"/>
           <w:sz w:val="24"/>
         </w:rPr>
+        <w:t>A related discussion point concerns the comparatively weak effect of weather in the current interpretation outputs. While common transport intuition suggests that weather should materially affect congestion, the present model ranks it below stronger temporal and locational variables. This should not be interpreted as evidence that weather is generally unimportant for traffic management. Rather, it suggests that the synthetic dataset used in this project encodes weather with a smaller marginal effect than hour-of-day and place-based traffic patterns. This is a legitimate outcome for the current prototype, but it also highlights why future work should revisit feature influence after collecting real-world Lokoja traffic observations.</w:t>
+      </w:r>
+    </w:p>
+    <w:p>
+      <w:pPr>
+        <w:spacing w:line="480" w:lineRule="auto" w:after="0"/>
+        <w:ind w:firstLine="720"/>
+        <w:jc w:val="both"/>
+      </w:pPr>
+      <w:r>
+        <w:rPr>
+          <w:rFonts w:ascii="Times New Roman" w:hAnsi="Times New Roman"/>
+          <w:b w:val="0"/>
+          <w:i w:val="0"/>
+          <w:sz w:val="24"/>
+        </w:rPr>
         <w:t>The Random Forest Regressor substantially outperformed the baseline Linear Regression model, indicating that nonlinear relationships exist among the traffic features. The strong R-squared score suggests that the selected feature set captures much of the variation in traffic volume. However, because the dataset is synthetic, these interpretation findings should be presented as internally consistent indicators within the simulated data environment rather than final evidence about actual Lokoja traffic dynamics.</w:t>
       </w:r>
     </w:p>
@@ -4573,7 +5016,7 @@
         <w:drawing>
           <wp:inline xmlns:a="http://schemas.openxmlformats.org/drawingml/2006/main" xmlns:pic="http://schemas.openxmlformats.org/drawingml/2006/picture">
             <wp:extent cx="5303520" cy="3143578"/>
-            <wp:docPr id="5" name="Picture 5"/>
+            <wp:docPr id="6" name="Picture 6"/>
             <wp:cNvGraphicFramePr>
               <a:graphicFrameLocks noChangeAspect="1"/>
             </wp:cNvGraphicFramePr>
@@ -4585,7 +5028,7 @@
                     <pic:cNvPicPr/>
                   </pic:nvPicPr>
                   <pic:blipFill>
-                    <a:blip r:embed="rId14"/>
+                    <a:blip r:embed="rId15"/>
                     <a:stretch>
                       <a:fillRect/>
                     </a:stretch>
@@ -4606,6 +5049,8 @@
     </w:p>
     <w:p>
       <w:pPr>
+        <w:pStyle w:val="Caption"/>
+        <w:ind w:firstLine="0"/>
         <w:jc w:val="center"/>
       </w:pPr>
       <w:r>
@@ -4615,7 +5060,29 @@
           <w:i/>
           <w:sz w:val="22"/>
         </w:rPr>
-        <w:t>Figure 2: Permutation feature importance for the selected regression model.</w:t>
+        <w:t xml:space="preserve">Figure </w:t>
+      </w:r>
+      <w:r>
+        <w:rPr>
+          <w:rFonts w:ascii="Times New Roman" w:hAnsi="Times New Roman"/>
+          <w:b w:val="0"/>
+          <w:i/>
+          <w:sz w:val="22"/>
+        </w:rPr>
+        <w:fldChar w:fldCharType="begin"/>
+        <w:instrText xml:space="preserve"> SEQ Figure \* ARABIC </w:instrText>
+        <w:fldChar w:fldCharType="separate"/>
+        <w:t>2</w:t>
+        <w:fldChar w:fldCharType="end"/>
+      </w:r>
+      <w:r>
+        <w:rPr>
+          <w:rFonts w:ascii="Times New Roman" w:hAnsi="Times New Roman"/>
+          <w:b w:val="0"/>
+          <w:i/>
+          <w:sz w:val="22"/>
+        </w:rPr>
+        <w:t>: Permutation feature importance for the selected regression model.</w:t>
       </w:r>
     </w:p>
     <w:p>
@@ -4625,8 +5092,8 @@
       <w:r>
         <w:drawing>
           <wp:inline xmlns:a="http://schemas.openxmlformats.org/drawingml/2006/main" xmlns:pic="http://schemas.openxmlformats.org/drawingml/2006/picture">
-            <wp:extent cx="5303520" cy="3326108"/>
-            <wp:docPr id="6" name="Picture 6"/>
+            <wp:extent cx="5303520" cy="3328229"/>
+            <wp:docPr id="7" name="Picture 7"/>
             <wp:cNvGraphicFramePr>
               <a:graphicFrameLocks noChangeAspect="1"/>
             </wp:cNvGraphicFramePr>
@@ -4638,7 +5105,7 @@
                     <pic:cNvPicPr/>
                   </pic:nvPicPr>
                   <pic:blipFill>
-                    <a:blip r:embed="rId15"/>
+                    <a:blip r:embed="rId16"/>
                     <a:stretch>
                       <a:fillRect/>
                     </a:stretch>
@@ -4646,7 +5113,7 @@
                   <pic:spPr>
                     <a:xfrm>
                       <a:off x="0" y="0"/>
-                      <a:ext cx="5303520" cy="3326108"/>
+                      <a:ext cx="5303520" cy="3328229"/>
                     </a:xfrm>
                     <a:prstGeom prst="rect"/>
                   </pic:spPr>
@@ -4659,6 +5126,8 @@
     </w:p>
     <w:p>
       <w:pPr>
+        <w:pStyle w:val="Caption"/>
+        <w:ind w:firstLine="0"/>
         <w:jc w:val="center"/>
       </w:pPr>
       <w:r>
@@ -4668,7 +5137,29 @@
           <w:i/>
           <w:sz w:val="22"/>
         </w:rPr>
-        <w:t>Figure 3: Partial dependence plots showing average marginal feature effects.</w:t>
+        <w:t xml:space="preserve">Figure </w:t>
+      </w:r>
+      <w:r>
+        <w:rPr>
+          <w:rFonts w:ascii="Times New Roman" w:hAnsi="Times New Roman"/>
+          <w:b w:val="0"/>
+          <w:i/>
+          <w:sz w:val="22"/>
+        </w:rPr>
+        <w:fldChar w:fldCharType="begin"/>
+        <w:instrText xml:space="preserve"> SEQ Figure \* ARABIC </w:instrText>
+        <w:fldChar w:fldCharType="separate"/>
+        <w:t>3</w:t>
+        <w:fldChar w:fldCharType="end"/>
+      </w:r>
+      <w:r>
+        <w:rPr>
+          <w:rFonts w:ascii="Times New Roman" w:hAnsi="Times New Roman"/>
+          <w:b w:val="0"/>
+          <w:i/>
+          <w:sz w:val="22"/>
+        </w:rPr>
+        <w:t>: Partial dependence plots showing average marginal feature effects.</w:t>
       </w:r>
     </w:p>
     <w:p>
@@ -4678,8 +5169,8 @@
       <w:r>
         <w:drawing>
           <wp:inline xmlns:a="http://schemas.openxmlformats.org/drawingml/2006/main" xmlns:pic="http://schemas.openxmlformats.org/drawingml/2006/picture">
-            <wp:extent cx="5303520" cy="3142200"/>
-            <wp:docPr id="7" name="Picture 7"/>
+            <wp:extent cx="5303520" cy="3144206"/>
+            <wp:docPr id="8" name="Picture 8"/>
             <wp:cNvGraphicFramePr>
               <a:graphicFrameLocks noChangeAspect="1"/>
             </wp:cNvGraphicFramePr>
@@ -4691,7 +5182,7 @@
                     <pic:cNvPicPr/>
                   </pic:nvPicPr>
                   <pic:blipFill>
-                    <a:blip r:embed="rId16"/>
+                    <a:blip r:embed="rId17"/>
                     <a:stretch>
                       <a:fillRect/>
                     </a:stretch>
@@ -4699,7 +5190,7 @@
                   <pic:spPr>
                     <a:xfrm>
                       <a:off x="0" y="0"/>
-                      <a:ext cx="5303520" cy="3142200"/>
+                      <a:ext cx="5303520" cy="3144206"/>
                     </a:xfrm>
                     <a:prstGeom prst="rect"/>
                   </pic:spPr>
@@ -4712,6 +5203,8 @@
     </w:p>
     <w:p>
       <w:pPr>
+        <w:pStyle w:val="Caption"/>
+        <w:ind w:firstLine="0"/>
         <w:jc w:val="center"/>
       </w:pPr>
       <w:r>
@@ -4721,7 +5214,29 @@
           <w:i/>
           <w:sz w:val="22"/>
         </w:rPr>
-        <w:t>Figure 4: LIME local explanation for a sample regression prediction.</w:t>
+        <w:t xml:space="preserve">Figure </w:t>
+      </w:r>
+      <w:r>
+        <w:rPr>
+          <w:rFonts w:ascii="Times New Roman" w:hAnsi="Times New Roman"/>
+          <w:b w:val="0"/>
+          <w:i/>
+          <w:sz w:val="22"/>
+        </w:rPr>
+        <w:fldChar w:fldCharType="begin"/>
+        <w:instrText xml:space="preserve"> SEQ Figure \* ARABIC </w:instrText>
+        <w:fldChar w:fldCharType="separate"/>
+        <w:t>4</w:t>
+        <w:fldChar w:fldCharType="end"/>
+      </w:r>
+      <w:r>
+        <w:rPr>
+          <w:rFonts w:ascii="Times New Roman" w:hAnsi="Times New Roman"/>
+          <w:b w:val="0"/>
+          <w:i/>
+          <w:sz w:val="22"/>
+        </w:rPr>
+        <w:t>: LIME local explanation for a sample regression prediction.</w:t>
       </w:r>
     </w:p>
     <w:p>
@@ -4732,7 +5247,7 @@
         <w:drawing>
           <wp:inline xmlns:a="http://schemas.openxmlformats.org/drawingml/2006/main" xmlns:pic="http://schemas.openxmlformats.org/drawingml/2006/picture">
             <wp:extent cx="5303520" cy="3143578"/>
-            <wp:docPr id="8" name="Picture 8"/>
+            <wp:docPr id="9" name="Picture 9"/>
             <wp:cNvGraphicFramePr>
               <a:graphicFrameLocks noChangeAspect="1"/>
             </wp:cNvGraphicFramePr>
@@ -4744,7 +5259,7 @@
                     <pic:cNvPicPr/>
                   </pic:nvPicPr>
                   <pic:blipFill>
-                    <a:blip r:embed="rId17"/>
+                    <a:blip r:embed="rId18"/>
                     <a:stretch>
                       <a:fillRect/>
                     </a:stretch>
@@ -4765,6 +5280,8 @@
     </w:p>
     <w:p>
       <w:pPr>
+        <w:pStyle w:val="Caption"/>
+        <w:ind w:firstLine="0"/>
         <w:jc w:val="center"/>
       </w:pPr>
       <w:r>
@@ -4774,11 +5291,34 @@
           <w:i/>
           <w:sz w:val="22"/>
         </w:rPr>
-        <w:t>Figure 5: SHAP summary chart using mean absolute contribution values.</w:t>
+        <w:t xml:space="preserve">Figure </w:t>
+      </w:r>
+      <w:r>
+        <w:rPr>
+          <w:rFonts w:ascii="Times New Roman" w:hAnsi="Times New Roman"/>
+          <w:b w:val="0"/>
+          <w:i/>
+          <w:sz w:val="22"/>
+        </w:rPr>
+        <w:fldChar w:fldCharType="begin"/>
+        <w:instrText xml:space="preserve"> SEQ Figure \* ARABIC </w:instrText>
+        <w:fldChar w:fldCharType="separate"/>
+        <w:t>5</w:t>
+        <w:fldChar w:fldCharType="end"/>
+      </w:r>
+      <w:r>
+        <w:rPr>
+          <w:rFonts w:ascii="Times New Roman" w:hAnsi="Times New Roman"/>
+          <w:b w:val="0"/>
+          <w:i/>
+          <w:sz w:val="22"/>
+        </w:rPr>
+        <w:t>: SHAP summary chart using mean absolute contribution values.</w:t>
       </w:r>
     </w:p>
     <w:p>
       <w:pPr>
+        <w:pStyle w:val="Heading2"/>
         <w:spacing w:line="480" w:lineRule="auto" w:before="160" w:after="0"/>
         <w:jc w:val="left"/>
       </w:pPr>
@@ -4805,7 +5345,7 @@
           <w:i w:val="0"/>
           <w:sz w:val="24"/>
         </w:rPr>
-        <w:t>The dataset-level patterns complement the machine learning interpretation. The synthetic data contains approximately 340 High, 330 Medium, and 330 Low congestion cases in the legacy class field, which indicates a near-balanced simulated environment. Such balance is helpful for analysis because it prevents the study from being dominated by only one regime of traffic behavior.</w:t>
+        <w:t>The dataset-level patterns complement the machine learning interpretation. The synthetic data contains approximately 680 High, 660 Medium, and 660 Low congestion cases in the legacy class field, which indicates a near-balanced simulated environment. Such balance is helpful for analysis because it prevents the study from being dominated by only one regime of traffic behavior.</w:t>
       </w:r>
     </w:p>
     <w:p>
@@ -4821,7 +5361,7 @@
           <w:i w:val="0"/>
           <w:sz w:val="24"/>
         </w:rPr>
-        <w:t>The hours with the strongest High-congestion counts are 19, 18, 17, 7, 16. This pattern supports the conclusion that the synthetic Lokoja traffic environment is strongly time-sensitive, with late afternoon and evening pressure appearing especially important. The fact that one morning hour also enters the top group suggests the presence of a commuter rush pattern rather than a purely single-peak day.</w:t>
+        <w:t>The hours with the strongest High-congestion counts are 18, 19, 16, 17, 20. This pattern supports the conclusion that the synthetic Lokoja traffic environment is strongly time-sensitive, with late afternoon and evening pressure appearing especially important. The fact that one morning hour also enters the top group suggests the presence of a commuter rush pattern rather than a purely single-peak day.</w:t>
       </w:r>
     </w:p>
     <w:p>
@@ -4837,11 +5377,12 @@
           <w:i w:val="0"/>
           <w:sz w:val="24"/>
         </w:rPr>
-        <w:t>At the spatial level, the most congestion-prone zones in terms of High-congestion counts are Kabba Junction, Lokoja Central OldMarket, Ganaja. This reinforces the importance of location in the trained model and suggests that the synthetic generator embedded meaningful zone-to-zone contrast rather than treating all areas of Lokoja uniformly.</w:t>
+        <w:t>At the spatial level, the most congestion-prone zones in terms of High-congestion counts are Lokoja Central OldMarket, Kabba Junction, Nataco. This reinforces the importance of location in the trained model and suggests that the synthetic generator embedded meaningful zone-to-zone contrast rather than treating all areas of Lokoja uniformly.</w:t>
       </w:r>
     </w:p>
     <w:p>
       <w:pPr>
+        <w:pStyle w:val="Heading2"/>
         <w:spacing w:line="480" w:lineRule="auto" w:before="160" w:after="0"/>
         <w:jc w:val="left"/>
       </w:pPr>
@@ -5321,22 +5862,45 @@
     <w:p/>
     <w:p>
       <w:pPr>
-        <w:spacing w:line="480" w:lineRule="auto" w:after="0"/>
-        <w:ind w:firstLine="720"/>
-        <w:jc w:val="both"/>
+        <w:pStyle w:val="Caption"/>
+        <w:ind w:firstLine="0"/>
+        <w:jc w:val="left"/>
       </w:pPr>
       <w:r>
         <w:rPr>
           <w:rFonts w:ascii="Times New Roman" w:hAnsi="Times New Roman"/>
           <w:b w:val="0"/>
-          <w:i w:val="0"/>
-          <w:sz w:val="24"/>
+          <w:i/>
+          <w:sz w:val="22"/>
         </w:rPr>
-        <w:t>Table 5: Integration and validation test summary.</w:t>
+        <w:t xml:space="preserve">Table </w:t>
+      </w:r>
+      <w:r>
+        <w:rPr>
+          <w:rFonts w:ascii="Times New Roman" w:hAnsi="Times New Roman"/>
+          <w:b w:val="0"/>
+          <w:i/>
+          <w:sz w:val="22"/>
+        </w:rPr>
+        <w:fldChar w:fldCharType="begin"/>
+        <w:instrText xml:space="preserve"> SEQ Table \* ARABIC </w:instrText>
+        <w:fldChar w:fldCharType="separate"/>
+        <w:t>5</w:t>
+        <w:fldChar w:fldCharType="end"/>
+      </w:r>
+      <w:r>
+        <w:rPr>
+          <w:rFonts w:ascii="Times New Roman" w:hAnsi="Times New Roman"/>
+          <w:b w:val="0"/>
+          <w:i/>
+          <w:sz w:val="22"/>
+        </w:rPr>
+        <w:t>: Integration and validation test summary.</w:t>
       </w:r>
     </w:p>
     <w:p>
       <w:pPr>
+        <w:pStyle w:val="Heading2"/>
         <w:spacing w:line="480" w:lineRule="auto" w:before="160" w:after="0"/>
         <w:jc w:val="left"/>
       </w:pPr>
@@ -5373,6 +5937,7 @@
     </w:p>
     <w:p>
       <w:pPr>
+        <w:pStyle w:val="Heading1"/>
         <w:spacing w:line="480" w:lineRule="auto" w:before="160" w:after="0"/>
         <w:jc w:val="left"/>
       </w:pPr>
@@ -5388,6 +5953,7 @@
     </w:p>
     <w:p>
       <w:pPr>
+        <w:pStyle w:val="Heading2"/>
         <w:spacing w:line="480" w:lineRule="auto" w:before="160" w:after="0"/>
         <w:jc w:val="left"/>
       </w:pPr>
@@ -5419,6 +5985,7 @@
     </w:p>
     <w:p>
       <w:pPr>
+        <w:pStyle w:val="Heading2"/>
         <w:spacing w:line="480" w:lineRule="auto" w:before="160" w:after="0"/>
         <w:jc w:val="left"/>
       </w:pPr>
@@ -5450,6 +6017,7 @@
     </w:p>
     <w:p>
       <w:pPr>
+        <w:pStyle w:val="Heading2"/>
         <w:spacing w:line="480" w:lineRule="auto" w:before="160" w:after="0"/>
         <w:jc w:val="left"/>
       </w:pPr>
@@ -5481,6 +6049,7 @@
     </w:p>
     <w:p>
       <w:pPr>
+        <w:pStyle w:val="Heading2"/>
         <w:spacing w:line="480" w:lineRule="auto" w:before="160" w:after="0"/>
         <w:jc w:val="left"/>
       </w:pPr>
@@ -5512,6 +6081,7 @@
     </w:p>
     <w:p>
       <w:pPr>
+        <w:pStyle w:val="Heading2"/>
         <w:spacing w:line="480" w:lineRule="auto" w:before="160" w:after="0"/>
         <w:jc w:val="left"/>
       </w:pPr>
@@ -5548,6 +6118,7 @@
     </w:p>
     <w:p>
       <w:pPr>
+        <w:pStyle w:val="Heading1"/>
         <w:spacing w:line="480" w:lineRule="auto" w:before="160" w:after="0"/>
         <w:jc w:val="left"/>
       </w:pPr>
@@ -5564,8 +6135,8 @@
     <w:p>
       <w:pPr>
         <w:spacing w:line="480" w:lineRule="auto" w:after="0"/>
-        <w:ind w:firstLine="720"/>
-        <w:jc w:val="both"/>
+        <w:ind w:hanging="432" w:left="720"/>
+        <w:jc w:val="left"/>
       </w:pPr>
       <w:r>
         <w:rPr>
@@ -5574,7 +6145,151 @@
           <w:i w:val="0"/>
           <w:sz w:val="24"/>
         </w:rPr>
-        <w:t>This section is intentionally left as a working placeholder and will be updated with verified academic references used in the literature review and methodology chapters. The final version should include current literature on traffic prediction, intelligent transportation systems, regression modeling, random forest learning, explainable artificial intelligence, and decision support systems.</w:t>
+        <w:t>Breiman, L. (2001). Random forests. Machine Learning, 45(1), 5-32.</w:t>
+      </w:r>
+    </w:p>
+    <w:p>
+      <w:pPr>
+        <w:spacing w:line="480" w:lineRule="auto" w:after="0"/>
+        <w:ind w:hanging="432" w:left="720"/>
+        <w:jc w:val="left"/>
+      </w:pPr>
+      <w:r>
+        <w:rPr>
+          <w:rFonts w:ascii="Times New Roman" w:hAnsi="Times New Roman"/>
+          <w:b w:val="0"/>
+          <w:i w:val="0"/>
+          <w:sz w:val="24"/>
+        </w:rPr>
+        <w:t>Friedman, J. H. (2001). Greedy function approximation: A gradient boosting machine. The Annals of Statistics, 29(5), 1189-1232.</w:t>
+      </w:r>
+    </w:p>
+    <w:p>
+      <w:pPr>
+        <w:spacing w:line="480" w:lineRule="auto" w:after="0"/>
+        <w:ind w:hanging="432" w:left="720"/>
+        <w:jc w:val="left"/>
+      </w:pPr>
+      <w:r>
+        <w:rPr>
+          <w:rFonts w:ascii="Times New Roman" w:hAnsi="Times New Roman"/>
+          <w:b w:val="0"/>
+          <w:i w:val="0"/>
+          <w:sz w:val="24"/>
+        </w:rPr>
+        <w:t>Lundberg, S. M., &amp; Lee, S.-I. (2017). A unified approach to interpreting model predictions. Advances in Neural Information Processing Systems, 30.</w:t>
+      </w:r>
+    </w:p>
+    <w:p>
+      <w:pPr>
+        <w:spacing w:line="480" w:lineRule="auto" w:after="0"/>
+        <w:ind w:hanging="432" w:left="720"/>
+        <w:jc w:val="left"/>
+      </w:pPr>
+      <w:r>
+        <w:rPr>
+          <w:rFonts w:ascii="Times New Roman" w:hAnsi="Times New Roman"/>
+          <w:b w:val="0"/>
+          <w:i w:val="0"/>
+          <w:sz w:val="24"/>
+        </w:rPr>
+        <w:t>Ribeiro, M., Singh, S., &amp; Guestrin, C. (2016). "Why should I trust you?": Explaining the predictions of any classifier. In Proceedings of the 2016 Conference of the North American Chapter of the Association for Computational Linguistics: Demonstrations (pp. 97-101). Association for Computational Linguistics.</w:t>
+      </w:r>
+    </w:p>
+    <w:p>
+      <w:pPr>
+        <w:spacing w:line="480" w:lineRule="auto" w:after="0"/>
+        <w:ind w:hanging="432" w:left="720"/>
+        <w:jc w:val="left"/>
+      </w:pPr>
+      <w:r>
+        <w:rPr>
+          <w:rFonts w:ascii="Times New Roman" w:hAnsi="Times New Roman"/>
+          <w:b w:val="0"/>
+          <w:i w:val="0"/>
+          <w:sz w:val="24"/>
+        </w:rPr>
+        <w:t>Molnar, C. (2022). Interpretable machine learning: A guide for making black box models explainable (2nd ed.). Christoph Molnar.</w:t>
+      </w:r>
+    </w:p>
+    <w:p>
+      <w:pPr>
+        <w:spacing w:line="480" w:lineRule="auto" w:after="0"/>
+        <w:ind w:hanging="432" w:left="720"/>
+        <w:jc w:val="left"/>
+      </w:pPr>
+      <w:r>
+        <w:rPr>
+          <w:rFonts w:ascii="Times New Roman" w:hAnsi="Times New Roman"/>
+          <w:b w:val="0"/>
+          <w:i w:val="0"/>
+          <w:sz w:val="24"/>
+        </w:rPr>
+        <w:t>Pedregosa, F., Varoquaux, G., Gramfort, A., Michel, V., Thirion, B., Grisel, O., Blondel, M., Prettenhofer, P., Weiss, R., Dubourg, V., Vanderplas, J., Passos, A., Cournapeau, D., Brucher, M., Perrot, M., &amp; Duchesnay, E. (2011). Scikit-learn: Machine learning in Python. Journal of Machine Learning Research, 12, 2825-2830.</w:t>
+      </w:r>
+    </w:p>
+    <w:p>
+      <w:pPr>
+        <w:spacing w:line="480" w:lineRule="auto" w:after="0"/>
+        <w:ind w:hanging="432" w:left="720"/>
+        <w:jc w:val="left"/>
+      </w:pPr>
+      <w:r>
+        <w:rPr>
+          <w:rFonts w:ascii="Times New Roman" w:hAnsi="Times New Roman"/>
+          <w:b w:val="0"/>
+          <w:i w:val="0"/>
+          <w:sz w:val="24"/>
+        </w:rPr>
+        <w:t>McKinney, W. (2010). Data structures for statistical computing in Python. In Proceedings of the 9th Python in Science Conference (pp. 56-61).</w:t>
+      </w:r>
+    </w:p>
+    <w:p>
+      <w:pPr>
+        <w:spacing w:line="480" w:lineRule="auto" w:after="0"/>
+        <w:ind w:hanging="432" w:left="720"/>
+        <w:jc w:val="left"/>
+      </w:pPr>
+      <w:r>
+        <w:rPr>
+          <w:rFonts w:ascii="Times New Roman" w:hAnsi="Times New Roman"/>
+          <w:b w:val="0"/>
+          <w:i w:val="0"/>
+          <w:sz w:val="24"/>
+        </w:rPr>
+        <w:t>Medina-Salgado, B., Sanchez-DelaCruz, E., Pozos-Parra, P., &amp; Sierra, J. E. (2022). Urban traffic flow prediction techniques: A review. Sustainable Computing: Informatics and Systems, 35, 100739.</w:t>
+      </w:r>
+    </w:p>
+    <w:p>
+      <w:pPr>
+        <w:spacing w:line="480" w:lineRule="auto" w:after="0"/>
+        <w:ind w:hanging="432" w:left="720"/>
+        <w:jc w:val="left"/>
+      </w:pPr>
+      <w:r>
+        <w:rPr>
+          <w:rFonts w:ascii="Times New Roman" w:hAnsi="Times New Roman"/>
+          <w:b w:val="0"/>
+          <w:i w:val="0"/>
+          <w:sz w:val="24"/>
+        </w:rPr>
+        <w:t>Sayed, S. A., Abdel-Hamid, Y., &amp; Hefny, H. A. (2023). Artificial intelligence-based traffic flow prediction: A comprehensive review. Journal of Electrical Systems and Information Technology, 10, 13.</w:t>
+      </w:r>
+    </w:p>
+    <w:p>
+      <w:pPr>
+        <w:spacing w:line="480" w:lineRule="auto" w:after="0"/>
+        <w:ind w:hanging="432" w:left="720"/>
+        <w:jc w:val="left"/>
+      </w:pPr>
+      <w:r>
+        <w:rPr>
+          <w:rFonts w:ascii="Times New Roman" w:hAnsi="Times New Roman"/>
+          <w:b w:val="0"/>
+          <w:i w:val="0"/>
+          <w:sz w:val="24"/>
+        </w:rPr>
+        <w:t>Sharda, R., Delen, D., &amp; Turban, E. (2011). Business intelligence and analytics: Systems for decision support (9th ed.). Pearson.</w:t>
       </w:r>
     </w:p>
     <w:p>
@@ -5584,6 +6299,7 @@
     </w:p>
     <w:p>
       <w:pPr>
+        <w:pStyle w:val="Heading1"/>
         <w:spacing w:line="480" w:lineRule="auto" w:before="160" w:after="0"/>
         <w:jc w:val="left"/>
       </w:pPr>
@@ -5599,6 +6315,7 @@
     </w:p>
     <w:p>
       <w:pPr>
+        <w:pStyle w:val="Heading2"/>
         <w:spacing w:line="480" w:lineRule="auto" w:before="160" w:after="0"/>
         <w:jc w:val="left"/>
       </w:pPr>
@@ -5625,7 +6342,7 @@
           <w:i w:val="0"/>
           <w:sz w:val="24"/>
         </w:rPr>
-        <w:t>The working dataset contains 1000 synthetic records. Categorical values include locations such as Adankolo, Felele, Ganaja, Kabba_Junction, Lokoja_Central_OldMarket, Nataco, Phase_I, Zango; road types Highway, Residential, Urban; weather states Clear, Rain; and vehicle mixes Commercial, Mixed, Private.</w:t>
+        <w:t>The working dataset contains 2000 synthetic records. Categorical values include locations such as Adankolo, Felele, Ganaja, Kabba_Junction, Lokoja_Central_OldMarket, Nataco, Phase_I, Zango; road types Highway, Residential, Urban; weather states Clear, Rain; and vehicle mixes Commercial, Mixed, Private.</w:t>
       </w:r>
     </w:p>
     <w:p>
@@ -5641,11 +6358,12 @@
           <w:i w:val="0"/>
           <w:sz w:val="24"/>
         </w:rPr>
-        <w:t>Observed numeric ranges include hour 0.0 to 23.0, day_of_week 0.0 to 6.0, road_condition 1.0 to 3.0, and traffic_volume 8.23 to 223.23.</w:t>
+        <w:t>Observed numeric ranges include hour 0.0 to 23.0, day_of_week 0.0 to 6.0, road_condition 1.0 to 3.0, and traffic_volume 8.0 to 225.0.</w:t>
       </w:r>
     </w:p>
     <w:p>
       <w:pPr>
+        <w:pStyle w:val="Heading2"/>
         <w:spacing w:line="480" w:lineRule="auto" w:before="160" w:after="0"/>
         <w:jc w:val="left"/>
       </w:pPr>
@@ -5688,11 +6406,12 @@
           <w:i w:val="0"/>
           <w:sz w:val="24"/>
         </w:rPr>
-        <w:t>Sample backend response summary: predictedTrafficVolume = 164.85, congestionLevel = "High", with threshold values low_max = 56.23 and medium_max = 98.32, plus explanation statements and normalized model input.</w:t>
+        <w:t>Sample backend response summary: predictedTrafficVolume = 164.85, congestionLevel = "High", with threshold values low_max = 103.20 and medium_max = 146.95, plus explanation statements and normalized model input.</w:t>
       </w:r>
     </w:p>
     <w:p>
       <w:pPr>
+        <w:pStyle w:val="Heading2"/>
         <w:spacing w:line="480" w:lineRule="auto" w:before="160" w:after="0"/>
         <w:jc w:val="left"/>
       </w:pPr>
@@ -5724,6 +6443,7 @@
     </w:p>
     <w:p>
       <w:pPr>
+        <w:pStyle w:val="Heading2"/>
         <w:spacing w:line="480" w:lineRule="auto" w:before="160" w:after="0"/>
         <w:jc w:val="left"/>
       </w:pPr>
@@ -5751,6 +6471,38 @@
           <w:sz w:val="24"/>
         </w:rPr>
         <w:t>The frontend screenshots captured during live verification are embedded in Chapter Four and summarize the interface states used for testing and presentation. They include the dashboard overview, the prediction output state, the scenario comparison state, and the analytics section. These images help demonstrate that the project has moved beyond backend-only functionality into a coherent end-to-end application experience.</w:t>
+      </w:r>
+    </w:p>
+    <w:p>
+      <w:pPr>
+        <w:pStyle w:val="Heading2"/>
+        <w:spacing w:line="480" w:lineRule="auto" w:before="160" w:after="0"/>
+        <w:jc w:val="left"/>
+      </w:pPr>
+      <w:r>
+        <w:rPr>
+          <w:rFonts w:ascii="Times New Roman" w:hAnsi="Times New Roman"/>
+          <w:b/>
+          <w:i w:val="0"/>
+          <w:sz w:val="24"/>
+        </w:rPr>
+        <w:t>Appendix E: Representative Source Code Excerpts</w:t>
+      </w:r>
+    </w:p>
+    <w:p>
+      <w:pPr>
+        <w:spacing w:line="480" w:lineRule="auto" w:after="0"/>
+        <w:ind w:firstLine="720"/>
+        <w:jc w:val="both"/>
+      </w:pPr>
+      <w:r>
+        <w:rPr>
+          <w:rFonts w:ascii="Times New Roman" w:hAnsi="Times New Roman"/>
+          <w:b w:val="0"/>
+          <w:i w:val="0"/>
+          <w:sz w:val="24"/>
+        </w:rPr>
+        <w:t>Representative code excerpts were included in the main body of the report to support the explanation of preprocessing, regression-based congestion interpretation, model selection, and API integration. These excerpts were intentionally kept short so that the report remains analytical rather than becoming a full source listing.</w:t>
       </w:r>
     </w:p>
     <w:sectPr>
@@ -6156,6 +6908,7 @@
     </w:pPr>
     <w:rPr>
       <w:rFonts w:ascii="Times New Roman" w:hAnsi="Times New Roman"/>
+      <w:color w:val="000000"/>
       <w:sz w:val="24"/>
     </w:rPr>
   </w:style>
@@ -6218,10 +6971,10 @@
       <w:outlineLvl w:val="0"/>
     </w:pPr>
     <w:rPr>
-      <w:rFonts w:asciiTheme="majorHAnsi" w:eastAsiaTheme="majorEastAsia" w:hAnsiTheme="majorHAnsi" w:cstheme="majorBidi"/>
+      <w:rFonts w:asciiTheme="majorHAnsi" w:eastAsiaTheme="majorEastAsia" w:hAnsiTheme="majorHAnsi" w:cstheme="majorBidi" w:ascii="Times New Roman" w:hAnsi="Times New Roman"/>
       <w:b/>
       <w:bCs/>
-      <w:color w:val="365F91" w:themeColor="accent1" w:themeShade="BF"/>
+      <w:color w:val="000000"/>
       <w:sz w:val="28"/>
       <w:szCs w:val="28"/>
     </w:rPr>
@@ -6242,11 +6995,11 @@
       <w:outlineLvl w:val="1"/>
     </w:pPr>
     <w:rPr>
-      <w:rFonts w:asciiTheme="majorHAnsi" w:eastAsiaTheme="majorEastAsia" w:hAnsiTheme="majorHAnsi" w:cstheme="majorBidi"/>
+      <w:rFonts w:asciiTheme="majorHAnsi" w:eastAsiaTheme="majorEastAsia" w:hAnsiTheme="majorHAnsi" w:cstheme="majorBidi" w:ascii="Times New Roman" w:hAnsi="Times New Roman"/>
       <w:b/>
       <w:bCs/>
-      <w:color w:val="4F81BD" w:themeColor="accent1"/>
-      <w:sz w:val="26"/>
+      <w:color w:val="000000"/>
+      <w:sz w:val="24"/>
       <w:szCs w:val="26"/>
     </w:rPr>
   </w:style>
@@ -6266,10 +7019,11 @@
       <w:outlineLvl w:val="2"/>
     </w:pPr>
     <w:rPr>
-      <w:rFonts w:asciiTheme="majorHAnsi" w:eastAsiaTheme="majorEastAsia" w:hAnsiTheme="majorHAnsi" w:cstheme="majorBidi"/>
+      <w:rFonts w:asciiTheme="majorHAnsi" w:eastAsiaTheme="majorEastAsia" w:hAnsiTheme="majorHAnsi" w:cstheme="majorBidi" w:ascii="Times New Roman" w:hAnsi="Times New Roman"/>
       <w:b/>
       <w:bCs/>
-      <w:color w:val="4F81BD" w:themeColor="accent1"/>
+      <w:color w:val="000000"/>
+      <w:sz w:val="24"/>
     </w:rPr>
   </w:style>
   <w:style w:type="paragraph" w:styleId="Heading4">
@@ -6949,10 +7703,12 @@
       <w:spacing w:line="240" w:lineRule="auto"/>
     </w:pPr>
     <w:rPr>
-      <w:b/>
+      <w:rFonts w:ascii="Times New Roman" w:hAnsi="Times New Roman"/>
+      <w:b w:val="0"/>
       <w:bCs/>
-      <w:color w:val="4F81BD" w:themeColor="accent1"/>
-      <w:sz w:val="18"/>
+      <w:i/>
+      <w:color w:val="000000"/>
+      <w:sz w:val="22"/>
       <w:szCs w:val="18"/>
     </w:rPr>
   </w:style>
